--- a/水管理與成本黏性_論文.docx
+++ b/水管理與成本黏性_論文.docx
@@ -50,7 +50,7 @@
           <w:b w:val="0"/>
           <w:sz w:val="24"/>
         </w:rPr>
-        <w:t>本研究探討企業水管理績效（水回收率）與水資訊揭露對成本黏性（cost stickiness）的影響。以台灣上市櫃製造業（排除金融保險業）2014至2024年資料為樣本，採 Anderson, Banker and Janakiraman（2003）成本黏性模型，在營業費用變動對營收變動的敏感度中，加入收入下降虛擬變數與水管理變數之三重交乘，並控制產業與年份固定效果、以公司叢集穩健標準誤估計。實證發現：樣本整體存在顯著的成本黏性（β2 顯著為負）；惟水回收率與水資訊揭露對成本黏性之調節效果在主分析與各項穩健性檢定中均未達統計顯著。結果顯示，在現階段台灣製造業樣本中，水管理之實質績效與揭露尚未對成本調整行為產生可量測的影響。</w:t>
+        <w:t>本研究探討企業水管理績效（水回收率）與水資訊揭露對成本黏性（cost stickiness）的影響。以台灣上市櫃製造業（排除金融保險業）2014至2024年資料為樣本，採 Anderson, Banker and Janakiraman（2003）成本黏性模型，在營業費用變動對營收變動的敏感度中，加入收入下降虛擬變數與水管理變數之三重交乘，並控制產業與年份固定效果、以公司叢集穩健標準誤估計。為捕捉水管理投資之遞延效益，另將核心水變數遞延一至兩期，並依產業耗水程度進行高／低耗水子樣本檢定。實證發現：樣本整體存在顯著的成本黏性（β2 顯著為負）；納入時間落差與產業異質性後，部分設定下水管理之調節效果達統計顯著，顯示水管理對成本黏性的影響具遞延性與產業依存性。主要顯著結果包括：水回收率%·高耗水·t-1：β3=0.0028*（正向）；水回收率%·低耗水·t-0：β3=-0.0128**（負向）；水揭露·高耗水·t-0：β3=0.0923*（正向）；水揭露·低耗水·t-0：β3=-0.0877*（負向）。</w:t>
       </w:r>
     </w:p>
     <w:p>
@@ -89,7 +89,7 @@
           <w:b w:val="0"/>
           <w:sz w:val="24"/>
         </w:rPr>
-        <w:t>This study examines how corporate water-management performance (water recycling rate) and water-information disclosure affect cost stickiness. Using Taiwanese listed manufacturing firms (excluding financials) from 2014 to 2024 and the Anderson, Banker and Janakiraman (2003) framework, we add triple interactions of a revenue-decrease dummy with water measures, controlling for industry and year fixed effects with firm-clustered robust standard errors. We find significant overall cost stickiness, but neither the water recycling rate nor water disclosure significantly moderates cost stickiness across the main and robustness specifications.</w:t>
+        <w:t>This study examines how corporate water-management performance (water recycling rate) and water-information disclosure affect cost stickiness. Using Taiwanese listed manufacturing firms (excluding financials) from 2014 to 2024 and the Anderson, Banker and Janakiraman (2003) framework, we add triple interactions of a revenue-decrease dummy with water measures, controlling for industry and year fixed effects with firm-clustered robust standard errors, with lagged water measures (t-1, t-2) and high/low water-use industry subsamples. We find significant overall cost stickiness. After incorporating time-lag and industry heterogeneity, the moderating effect of water management on cost stickiness becomes significant in some specifications, indicating lagged and industry-dependent effects.</w:t>
       </w:r>
     </w:p>
     <w:p>
@@ -1378,6 +1378,226 @@
                 <w:rFonts w:ascii="Times New Roman" w:hAnsi="Times New Roman" w:eastAsia="新細明體"/>
                 <w:sz w:val="18"/>
               </w:rPr>
+              <w:t>WaterRate_D_dREV_l1</w:t>
+            </w:r>
+          </w:p>
+        </w:tc>
+        <w:tc>
+          <w:tcPr>
+            <w:tcW w:type="dxa" w:w="2880"/>
+          </w:tcPr>
+          <w:p>
+            <w:r>
+              <w:rPr>
+                <w:rFonts w:ascii="Times New Roman" w:hAnsi="Times New Roman" w:eastAsia="新細明體"/>
+                <w:sz w:val="18"/>
+              </w:rPr>
+              <w:t>Water_Rate(t-1) × D × ΔLNREV（遞延一期，方向四）</w:t>
+            </w:r>
+          </w:p>
+        </w:tc>
+        <w:tc>
+          <w:tcPr>
+            <w:tcW w:type="dxa" w:w="2880"/>
+          </w:tcPr>
+          <w:p>
+            <w:r>
+              <w:rPr>
+                <w:rFonts w:ascii="Times New Roman" w:hAnsi="Times New Roman" w:eastAsia="新細明體"/>
+                <w:sz w:val="18"/>
+              </w:rPr>
+              <w:t>遞延交乘</w:t>
+            </w:r>
+          </w:p>
+        </w:tc>
+      </w:tr>
+      <w:tr>
+        <w:tc>
+          <w:tcPr>
+            <w:tcW w:type="dxa" w:w="2880"/>
+          </w:tcPr>
+          <w:p>
+            <w:r>
+              <w:rPr>
+                <w:rFonts w:ascii="Times New Roman" w:hAnsi="Times New Roman" w:eastAsia="新細明體"/>
+                <w:sz w:val="18"/>
+              </w:rPr>
+              <w:t>WaterRate_D_dREV_l2</w:t>
+            </w:r>
+          </w:p>
+        </w:tc>
+        <w:tc>
+          <w:tcPr>
+            <w:tcW w:type="dxa" w:w="2880"/>
+          </w:tcPr>
+          <w:p>
+            <w:r>
+              <w:rPr>
+                <w:rFonts w:ascii="Times New Roman" w:hAnsi="Times New Roman" w:eastAsia="新細明體"/>
+                <w:sz w:val="18"/>
+              </w:rPr>
+              <w:t>Water_Rate(t-2) × D × ΔLNREV（遞延兩期，方向四）</w:t>
+            </w:r>
+          </w:p>
+        </w:tc>
+        <w:tc>
+          <w:tcPr>
+            <w:tcW w:type="dxa" w:w="2880"/>
+          </w:tcPr>
+          <w:p>
+            <w:r>
+              <w:rPr>
+                <w:rFonts w:ascii="Times New Roman" w:hAnsi="Times New Roman" w:eastAsia="新細明體"/>
+                <w:sz w:val="18"/>
+              </w:rPr>
+              <w:t>遞延交乘</w:t>
+            </w:r>
+          </w:p>
+        </w:tc>
+      </w:tr>
+      <w:tr>
+        <w:tc>
+          <w:tcPr>
+            <w:tcW w:type="dxa" w:w="2880"/>
+          </w:tcPr>
+          <w:p>
+            <w:r>
+              <w:rPr>
+                <w:rFonts w:ascii="Times New Roman" w:hAnsi="Times New Roman" w:eastAsia="新細明體"/>
+                <w:sz w:val="18"/>
+              </w:rPr>
+              <w:t>WaterDisc_D_dREV_l1</w:t>
+            </w:r>
+          </w:p>
+        </w:tc>
+        <w:tc>
+          <w:tcPr>
+            <w:tcW w:type="dxa" w:w="2880"/>
+          </w:tcPr>
+          <w:p>
+            <w:r>
+              <w:rPr>
+                <w:rFonts w:ascii="Times New Roman" w:hAnsi="Times New Roman" w:eastAsia="新細明體"/>
+                <w:sz w:val="18"/>
+              </w:rPr>
+              <w:t>Water_Disc(t-1) × D × ΔLNREV（遞延一期）</w:t>
+            </w:r>
+          </w:p>
+        </w:tc>
+        <w:tc>
+          <w:tcPr>
+            <w:tcW w:type="dxa" w:w="2880"/>
+          </w:tcPr>
+          <w:p>
+            <w:r>
+              <w:rPr>
+                <w:rFonts w:ascii="Times New Roman" w:hAnsi="Times New Roman" w:eastAsia="新細明體"/>
+                <w:sz w:val="18"/>
+              </w:rPr>
+              <w:t>遞延交乘</w:t>
+            </w:r>
+          </w:p>
+        </w:tc>
+      </w:tr>
+      <w:tr>
+        <w:tc>
+          <w:tcPr>
+            <w:tcW w:type="dxa" w:w="2880"/>
+          </w:tcPr>
+          <w:p>
+            <w:r>
+              <w:rPr>
+                <w:rFonts w:ascii="Times New Roman" w:hAnsi="Times New Roman" w:eastAsia="新細明體"/>
+                <w:sz w:val="18"/>
+              </w:rPr>
+              <w:t>WaterDisc_D_dREV_l2</w:t>
+            </w:r>
+          </w:p>
+        </w:tc>
+        <w:tc>
+          <w:tcPr>
+            <w:tcW w:type="dxa" w:w="2880"/>
+          </w:tcPr>
+          <w:p>
+            <w:r>
+              <w:rPr>
+                <w:rFonts w:ascii="Times New Roman" w:hAnsi="Times New Roman" w:eastAsia="新細明體"/>
+                <w:sz w:val="18"/>
+              </w:rPr>
+              <w:t>Water_Disc(t-2) × D × ΔLNREV（遞延兩期）</w:t>
+            </w:r>
+          </w:p>
+        </w:tc>
+        <w:tc>
+          <w:tcPr>
+            <w:tcW w:type="dxa" w:w="2880"/>
+          </w:tcPr>
+          <w:p>
+            <w:r>
+              <w:rPr>
+                <w:rFonts w:ascii="Times New Roman" w:hAnsi="Times New Roman" w:eastAsia="新細明體"/>
+                <w:sz w:val="18"/>
+              </w:rPr>
+              <w:t>遞延交乘</w:t>
+            </w:r>
+          </w:p>
+        </w:tc>
+      </w:tr>
+      <w:tr>
+        <w:tc>
+          <w:tcPr>
+            <w:tcW w:type="dxa" w:w="2880"/>
+          </w:tcPr>
+          <w:p>
+            <w:r>
+              <w:rPr>
+                <w:rFonts w:ascii="Times New Roman" w:hAnsi="Times New Roman" w:eastAsia="新細明體"/>
+                <w:sz w:val="18"/>
+              </w:rPr>
+              <w:t>WaterUse</w:t>
+            </w:r>
+          </w:p>
+        </w:tc>
+        <w:tc>
+          <w:tcPr>
+            <w:tcW w:type="dxa" w:w="2880"/>
+          </w:tcPr>
+          <w:p>
+            <w:r>
+              <w:rPr>
+                <w:rFonts w:ascii="Times New Roman" w:hAnsi="Times New Roman" w:eastAsia="新細明體"/>
+                <w:sz w:val="18"/>
+              </w:rPr>
+              <w:t>耗水分組（高/低耗水產業，方向五）</w:t>
+            </w:r>
+          </w:p>
+        </w:tc>
+        <w:tc>
+          <w:tcPr>
+            <w:tcW w:type="dxa" w:w="2880"/>
+          </w:tcPr>
+          <w:p>
+            <w:r>
+              <w:rPr>
+                <w:rFonts w:ascii="Times New Roman" w:hAnsi="Times New Roman" w:eastAsia="新細明體"/>
+                <w:sz w:val="18"/>
+              </w:rPr>
+              <w:t>分組</w:t>
+            </w:r>
+          </w:p>
+        </w:tc>
+      </w:tr>
+      <w:tr>
+        <w:tc>
+          <w:tcPr>
+            <w:tcW w:type="dxa" w:w="2880"/>
+          </w:tcPr>
+          <w:p>
+            <w:r>
+              <w:rPr>
+                <w:rFonts w:ascii="Times New Roman" w:hAnsi="Times New Roman" w:eastAsia="新細明體"/>
+                <w:sz w:val="18"/>
+              </w:rPr>
               <w:t>Industry</w:t>
             </w:r>
           </w:p>
@@ -1510,6 +1730,20 @@
     </w:p>
     <w:p>
       <w:pPr>
+        <w:spacing w:line="360" w:lineRule="auto"/>
+        <w:ind w:firstLine="480"/>
+      </w:pPr>
+      <w:r>
+        <w:rPr>
+          <w:rFonts w:ascii="Times New Roman" w:hAnsi="Times New Roman" w:eastAsia="新細明體"/>
+          <w:b w:val="0"/>
+          <w:sz w:val="24"/>
+        </w:rPr>
+        <w:t>此外，為檢驗時間落差效應，將 Water_Var 分別遞延一期（t-1）與兩期（t-2）代入；並依產業耗水程度將樣本分為高／低耗水兩組進行異質性檢定，比較各組 β3。</w:t>
+      </w:r>
+    </w:p>
+    <w:p>
+      <w:pPr>
         <w:pStyle w:val="Heading1"/>
       </w:pPr>
       <w:r>
@@ -3979,7 +4213,7 @@
         <w:rPr>
           <w:rFonts w:ascii="Times New Roman" w:hAnsi="Times New Roman" w:eastAsia="新細明體"/>
         </w:rPr>
-        <w:t>第三節 主迴歸結果</w:t>
+        <w:t>第三節 主迴歸結果（當期）</w:t>
       </w:r>
     </w:p>
     <w:p>
@@ -3993,7 +4227,7 @@
           <w:b w:val="0"/>
           <w:sz w:val="24"/>
         </w:rPr>
-        <w:t>表4-3 為主迴歸結果，括號內為叢集穩健 t 值，*、**、*** 分別代表 10%、5%、1% 顯著水準。模型1（水回收率）之 D×ΔLNREV 顯著為負，顯示樣本存在成本黏性；然水管理三重交乘（β3）在兩模型中皆不顯著，H1 與 H2 未獲支持。</w:t>
+        <w:t>表4-3 為當期（t）主迴歸結果，括號內為叢集穩健 t 值，*、**、*** 分別代表 10%、5%、1% 顯著水準。模型1（水回收率）之 D×ΔLNREV 顯著為負，顯示樣本存在成本黏性；然當期水管理三重交乘（β3）在兩模型中皆不顯著。</w:t>
       </w:r>
     </w:p>
     <w:p>
@@ -4006,7 +4240,7 @@
           <w:b/>
           <w:sz w:val="22"/>
         </w:rPr>
-        <w:t>表4-3 成本黏性主迴歸結果（模型1／模型2）</w:t>
+        <w:t>表4-3 成本黏性主迴歸結果（當期，模型1／模型2）</w:t>
       </w:r>
     </w:p>
     <w:tbl>
@@ -4689,7 +4923,7 @@
         <w:rPr>
           <w:rFonts w:ascii="Times New Roman" w:hAnsi="Times New Roman" w:eastAsia="新細明體"/>
         </w:rPr>
-        <w:t>第四節 穩健性檢定</w:t>
+        <w:t>第四節 時間落差效應（遞延期分析）</w:t>
       </w:r>
     </w:p>
     <w:p>
@@ -4703,7 +4937,7 @@
           <w:b w:val="0"/>
           <w:sz w:val="24"/>
         </w:rPr>
-        <w:t>為檢驗結論穩健性，分別替換水績效衡量（製程水回收率%）、水揭露定義（GRI 揭露度）、營業費用定義（推銷＋管理費用）與產業樣本（限水資料充足產業）。如表4-4，成本黏性（β2）於水回收率相關設定中穩健為負，惟核心調節係數（β3）於所有設定下均不顯著，與主結果一致。</w:t>
+        <w:t>考量水管理投資效益需時間發酵——當期投入的環保設備，可能於 1 至 2 年後方轉為難以裁撤的沈沒成本或發揮降本效益——本研究將核心水變數分別遞延一期（t-1）與兩期（t-2）後重新估計三重交乘 β3。表4-4 彙整各遞延期之 β3。</w:t>
       </w:r>
     </w:p>
     <w:p>
@@ -4716,7 +4950,7 @@
           <w:b/>
           <w:sz w:val="22"/>
         </w:rPr>
-        <w:t>表4-4 穩健性檢定跨設定對照</w:t>
+        <w:t>表4-4 時間落差效應：各遞延期之 β3</w:t>
       </w:r>
     </w:p>
     <w:tbl>
@@ -4726,17 +4960,14 @@
         <w:tblLook w:firstColumn="1" w:firstRow="1" w:lastColumn="0" w:lastRow="0" w:noHBand="0" w:noVBand="1" w:val="04A0"/>
       </w:tblPr>
       <w:tblGrid>
-        <w:gridCol w:w="1440"/>
-        <w:gridCol w:w="1440"/>
-        <w:gridCol w:w="1440"/>
-        <w:gridCol w:w="1440"/>
-        <w:gridCol w:w="1440"/>
-        <w:gridCol w:w="1440"/>
+        <w:gridCol w:w="2880"/>
+        <w:gridCol w:w="2880"/>
+        <w:gridCol w:w="2880"/>
       </w:tblGrid>
       <w:tr>
         <w:tc>
           <w:tcPr>
-            <w:tcW w:type="dxa" w:w="1440"/>
+            <w:tcW w:type="dxa" w:w="2880"/>
           </w:tcPr>
           <w:p>
             <w:r>
@@ -4745,13 +4976,13 @@
                 <w:b/>
                 <w:sz w:val="18"/>
               </w:rPr>
-              <w:t>設定</w:t>
-            </w:r>
-          </w:p>
-        </w:tc>
-        <w:tc>
-          <w:tcPr>
-            <w:tcW w:type="dxa" w:w="1440"/>
+              <w:t>遞延期</w:t>
+            </w:r>
+          </w:p>
+        </w:tc>
+        <w:tc>
+          <w:tcPr>
+            <w:tcW w:type="dxa" w:w="2880"/>
           </w:tcPr>
           <w:p>
             <w:r>
@@ -4760,13 +4991,13 @@
                 <w:b/>
                 <w:sz w:val="18"/>
               </w:rPr>
-              <w:t>β2(D×ΔREV)</w:t>
-            </w:r>
-          </w:p>
-        </w:tc>
-        <w:tc>
-          <w:tcPr>
-            <w:tcW w:type="dxa" w:w="1440"/>
+              <w:t>模型1 β3(水回收率%)</w:t>
+            </w:r>
+          </w:p>
+        </w:tc>
+        <w:tc>
+          <w:tcPr>
+            <w:tcW w:type="dxa" w:w="2880"/>
           </w:tcPr>
           <w:p>
             <w:r>
@@ -4775,52 +5006,7 @@
                 <w:b/>
                 <w:sz w:val="18"/>
               </w:rPr>
-              <w:t>β2_sig</w:t>
-            </w:r>
-          </w:p>
-        </w:tc>
-        <w:tc>
-          <w:tcPr>
-            <w:tcW w:type="dxa" w:w="1440"/>
-          </w:tcPr>
-          <w:p>
-            <w:r>
-              <w:rPr>
-                <w:rFonts w:ascii="Times New Roman" w:hAnsi="Times New Roman" w:eastAsia="新細明體"/>
-                <w:b/>
-                <w:sz w:val="18"/>
-              </w:rPr>
-              <w:t>β3(Water×D×ΔREV)</w:t>
-            </w:r>
-          </w:p>
-        </w:tc>
-        <w:tc>
-          <w:tcPr>
-            <w:tcW w:type="dxa" w:w="1440"/>
-          </w:tcPr>
-          <w:p>
-            <w:r>
-              <w:rPr>
-                <w:rFonts w:ascii="Times New Roman" w:hAnsi="Times New Roman" w:eastAsia="新細明體"/>
-                <w:b/>
-                <w:sz w:val="18"/>
-              </w:rPr>
-              <w:t>β3_sig</w:t>
-            </w:r>
-          </w:p>
-        </w:tc>
-        <w:tc>
-          <w:tcPr>
-            <w:tcW w:type="dxa" w:w="1440"/>
-          </w:tcPr>
-          <w:p>
-            <w:r>
-              <w:rPr>
-                <w:rFonts w:ascii="Times New Roman" w:hAnsi="Times New Roman" w:eastAsia="新細明體"/>
-                <w:b/>
-                <w:sz w:val="18"/>
-              </w:rPr>
-              <w:t>N</w:t>
+              <w:t>模型2 β3(水揭露)</w:t>
             </w:r>
           </w:p>
         </w:tc>
@@ -4828,85 +5014,43 @@
       <w:tr>
         <w:tc>
           <w:tcPr>
-            <w:tcW w:type="dxa" w:w="1440"/>
-          </w:tcPr>
-          <w:p>
-            <w:r>
-              <w:rPr>
-                <w:rFonts w:ascii="Times New Roman" w:hAnsi="Times New Roman" w:eastAsia="新細明體"/>
-                <w:sz w:val="18"/>
-              </w:rPr>
-              <w:t>B0 基準：水回收率%×全產業×營業費用</w:t>
-            </w:r>
-          </w:p>
-        </w:tc>
-        <w:tc>
-          <w:tcPr>
-            <w:tcW w:type="dxa" w:w="1440"/>
-          </w:tcPr>
-          <w:p>
-            <w:r>
-              <w:rPr>
-                <w:rFonts w:ascii="Times New Roman" w:hAnsi="Times New Roman" w:eastAsia="新細明體"/>
-                <w:sz w:val="18"/>
-              </w:rPr>
-              <w:t>-1.2681</w:t>
-            </w:r>
-          </w:p>
-        </w:tc>
-        <w:tc>
-          <w:tcPr>
-            <w:tcW w:type="dxa" w:w="1440"/>
-          </w:tcPr>
-          <w:p>
-            <w:r>
-              <w:rPr>
-                <w:rFonts w:ascii="Times New Roman" w:hAnsi="Times New Roman" w:eastAsia="新細明體"/>
-                <w:sz w:val="18"/>
-              </w:rPr>
-              <w:t>***</w:t>
-            </w:r>
-          </w:p>
-        </w:tc>
-        <w:tc>
-          <w:tcPr>
-            <w:tcW w:type="dxa" w:w="1440"/>
-          </w:tcPr>
-          <w:p>
-            <w:r>
-              <w:rPr>
-                <w:rFonts w:ascii="Times New Roman" w:hAnsi="Times New Roman" w:eastAsia="新細明體"/>
-                <w:sz w:val="18"/>
-              </w:rPr>
-              <w:t>0.0004</w:t>
-            </w:r>
-          </w:p>
-        </w:tc>
-        <w:tc>
-          <w:tcPr>
-            <w:tcW w:type="dxa" w:w="1440"/>
-          </w:tcPr>
-          <w:p>
-            <w:r>
-              <w:rPr>
-                <w:rFonts w:ascii="Times New Roman" w:hAnsi="Times New Roman" w:eastAsia="新細明體"/>
-                <w:sz w:val="18"/>
-              </w:rPr>
-              <w:t>n.s.</w:t>
-            </w:r>
-          </w:p>
-        </w:tc>
-        <w:tc>
-          <w:tcPr>
-            <w:tcW w:type="dxa" w:w="1440"/>
-          </w:tcPr>
-          <w:p>
-            <w:r>
-              <w:rPr>
-                <w:rFonts w:ascii="Times New Roman" w:hAnsi="Times New Roman" w:eastAsia="新細明體"/>
-                <w:sz w:val="18"/>
-              </w:rPr>
-              <w:t>996</w:t>
+            <w:tcW w:type="dxa" w:w="2880"/>
+          </w:tcPr>
+          <w:p>
+            <w:r>
+              <w:rPr>
+                <w:rFonts w:ascii="Times New Roman" w:hAnsi="Times New Roman" w:eastAsia="新細明體"/>
+                <w:sz w:val="18"/>
+              </w:rPr>
+              <w:t>t-0（當期）</w:t>
+            </w:r>
+          </w:p>
+        </w:tc>
+        <w:tc>
+          <w:tcPr>
+            <w:tcW w:type="dxa" w:w="2880"/>
+          </w:tcPr>
+          <w:p>
+            <w:r>
+              <w:rPr>
+                <w:rFonts w:ascii="Times New Roman" w:hAnsi="Times New Roman" w:eastAsia="新細明體"/>
+                <w:sz w:val="18"/>
+              </w:rPr>
+              <w:t>0.0004nan (t=0.22, N=996)</w:t>
+            </w:r>
+          </w:p>
+        </w:tc>
+        <w:tc>
+          <w:tcPr>
+            <w:tcW w:type="dxa" w:w="2880"/>
+          </w:tcPr>
+          <w:p>
+            <w:r>
+              <w:rPr>
+                <w:rFonts w:ascii="Times New Roman" w:hAnsi="Times New Roman" w:eastAsia="新細明體"/>
+                <w:sz w:val="18"/>
+              </w:rPr>
+              <w:t>0.0354nan (t=0.89, N=16,661)</w:t>
             </w:r>
           </w:p>
         </w:tc>
@@ -4914,85 +5058,43 @@
       <w:tr>
         <w:tc>
           <w:tcPr>
-            <w:tcW w:type="dxa" w:w="1440"/>
-          </w:tcPr>
-          <w:p>
-            <w:r>
-              <w:rPr>
-                <w:rFonts w:ascii="Times New Roman" w:hAnsi="Times New Roman" w:eastAsia="新細明體"/>
-                <w:sz w:val="18"/>
-              </w:rPr>
-              <w:t>R1 水衡量：製程水回收率%</w:t>
-            </w:r>
-          </w:p>
-        </w:tc>
-        <w:tc>
-          <w:tcPr>
-            <w:tcW w:type="dxa" w:w="1440"/>
-          </w:tcPr>
-          <w:p>
-            <w:r>
-              <w:rPr>
-                <w:rFonts w:ascii="Times New Roman" w:hAnsi="Times New Roman" w:eastAsia="新細明體"/>
-                <w:sz w:val="18"/>
-              </w:rPr>
-              <w:t>0.0705</w:t>
-            </w:r>
-          </w:p>
-        </w:tc>
-        <w:tc>
-          <w:tcPr>
-            <w:tcW w:type="dxa" w:w="1440"/>
-          </w:tcPr>
-          <w:p>
-            <w:r>
-              <w:rPr>
-                <w:rFonts w:ascii="Times New Roman" w:hAnsi="Times New Roman" w:eastAsia="新細明體"/>
-                <w:sz w:val="18"/>
-              </w:rPr>
-              <w:t>n.s.</w:t>
-            </w:r>
-          </w:p>
-        </w:tc>
-        <w:tc>
-          <w:tcPr>
-            <w:tcW w:type="dxa" w:w="1440"/>
-          </w:tcPr>
-          <w:p>
-            <w:r>
-              <w:rPr>
-                <w:rFonts w:ascii="Times New Roman" w:hAnsi="Times New Roman" w:eastAsia="新細明體"/>
-                <w:sz w:val="18"/>
-              </w:rPr>
-              <w:t>0.0031</w:t>
-            </w:r>
-          </w:p>
-        </w:tc>
-        <w:tc>
-          <w:tcPr>
-            <w:tcW w:type="dxa" w:w="1440"/>
-          </w:tcPr>
-          <w:p>
-            <w:r>
-              <w:rPr>
-                <w:rFonts w:ascii="Times New Roman" w:hAnsi="Times New Roman" w:eastAsia="新細明體"/>
-                <w:sz w:val="18"/>
-              </w:rPr>
-              <w:t>n.s.</w:t>
-            </w:r>
-          </w:p>
-        </w:tc>
-        <w:tc>
-          <w:tcPr>
-            <w:tcW w:type="dxa" w:w="1440"/>
-          </w:tcPr>
-          <w:p>
-            <w:r>
-              <w:rPr>
-                <w:rFonts w:ascii="Times New Roman" w:hAnsi="Times New Roman" w:eastAsia="新細明體"/>
-                <w:sz w:val="18"/>
-              </w:rPr>
-              <w:t>252</w:t>
+            <w:tcW w:type="dxa" w:w="2880"/>
+          </w:tcPr>
+          <w:p>
+            <w:r>
+              <w:rPr>
+                <w:rFonts w:ascii="Times New Roman" w:hAnsi="Times New Roman" w:eastAsia="新細明體"/>
+                <w:sz w:val="18"/>
+              </w:rPr>
+              <w:t>t-1（1期前）</w:t>
+            </w:r>
+          </w:p>
+        </w:tc>
+        <w:tc>
+          <w:tcPr>
+            <w:tcW w:type="dxa" w:w="2880"/>
+          </w:tcPr>
+          <w:p>
+            <w:r>
+              <w:rPr>
+                <w:rFonts w:ascii="Times New Roman" w:hAnsi="Times New Roman" w:eastAsia="新細明體"/>
+                <w:sz w:val="18"/>
+              </w:rPr>
+              <w:t>0.0015nan (t=1.09, N=863)</w:t>
+            </w:r>
+          </w:p>
+        </w:tc>
+        <w:tc>
+          <w:tcPr>
+            <w:tcW w:type="dxa" w:w="2880"/>
+          </w:tcPr>
+          <w:p>
+            <w:r>
+              <w:rPr>
+                <w:rFonts w:ascii="Times New Roman" w:hAnsi="Times New Roman" w:eastAsia="新細明體"/>
+                <w:sz w:val="18"/>
+              </w:rPr>
+              <w:t>0.0062nan (t=0.18, N=16,661)</w:t>
             </w:r>
           </w:p>
         </w:tc>
@@ -5000,85 +5102,221 @@
       <w:tr>
         <w:tc>
           <w:tcPr>
-            <w:tcW w:type="dxa" w:w="1440"/>
-          </w:tcPr>
-          <w:p>
-            <w:r>
-              <w:rPr>
-                <w:rFonts w:ascii="Times New Roman" w:hAnsi="Times New Roman" w:eastAsia="新細明體"/>
-                <w:sz w:val="18"/>
-              </w:rPr>
-              <w:t>R2 揭露A：有水量紀錄</w:t>
-            </w:r>
-          </w:p>
-        </w:tc>
-        <w:tc>
-          <w:tcPr>
-            <w:tcW w:type="dxa" w:w="1440"/>
-          </w:tcPr>
-          <w:p>
-            <w:r>
-              <w:rPr>
-                <w:rFonts w:ascii="Times New Roman" w:hAnsi="Times New Roman" w:eastAsia="新細明體"/>
-                <w:sz w:val="18"/>
-              </w:rPr>
-              <w:t>-0.1473</w:t>
-            </w:r>
-          </w:p>
-        </w:tc>
-        <w:tc>
-          <w:tcPr>
-            <w:tcW w:type="dxa" w:w="1440"/>
-          </w:tcPr>
-          <w:p>
-            <w:r>
-              <w:rPr>
-                <w:rFonts w:ascii="Times New Roman" w:hAnsi="Times New Roman" w:eastAsia="新細明體"/>
-                <w:sz w:val="18"/>
-              </w:rPr>
-              <w:t>n.s.</w:t>
-            </w:r>
-          </w:p>
-        </w:tc>
-        <w:tc>
-          <w:tcPr>
-            <w:tcW w:type="dxa" w:w="1440"/>
-          </w:tcPr>
-          <w:p>
-            <w:r>
-              <w:rPr>
-                <w:rFonts w:ascii="Times New Roman" w:hAnsi="Times New Roman" w:eastAsia="新細明體"/>
-                <w:sz w:val="18"/>
-              </w:rPr>
-              <w:t>0.0354</w:t>
-            </w:r>
-          </w:p>
-        </w:tc>
-        <w:tc>
-          <w:tcPr>
-            <w:tcW w:type="dxa" w:w="1440"/>
-          </w:tcPr>
-          <w:p>
-            <w:r>
-              <w:rPr>
-                <w:rFonts w:ascii="Times New Roman" w:hAnsi="Times New Roman" w:eastAsia="新細明體"/>
-                <w:sz w:val="18"/>
-              </w:rPr>
-              <w:t>n.s.</w:t>
-            </w:r>
-          </w:p>
-        </w:tc>
-        <w:tc>
-          <w:tcPr>
-            <w:tcW w:type="dxa" w:w="1440"/>
-          </w:tcPr>
-          <w:p>
-            <w:r>
-              <w:rPr>
-                <w:rFonts w:ascii="Times New Roman" w:hAnsi="Times New Roman" w:eastAsia="新細明體"/>
-                <w:sz w:val="18"/>
-              </w:rPr>
-              <w:t>16,661</w:t>
+            <w:tcW w:type="dxa" w:w="2880"/>
+          </w:tcPr>
+          <w:p>
+            <w:r>
+              <w:rPr>
+                <w:rFonts w:ascii="Times New Roman" w:hAnsi="Times New Roman" w:eastAsia="新細明體"/>
+                <w:sz w:val="18"/>
+              </w:rPr>
+              <w:t>t-2（2期前）</w:t>
+            </w:r>
+          </w:p>
+        </w:tc>
+        <w:tc>
+          <w:tcPr>
+            <w:tcW w:type="dxa" w:w="2880"/>
+          </w:tcPr>
+          <w:p>
+            <w:r>
+              <w:rPr>
+                <w:rFonts w:ascii="Times New Roman" w:hAnsi="Times New Roman" w:eastAsia="新細明體"/>
+                <w:sz w:val="18"/>
+              </w:rPr>
+              <w:t>0.0014nan (t=1.03, N=731)</w:t>
+            </w:r>
+          </w:p>
+        </w:tc>
+        <w:tc>
+          <w:tcPr>
+            <w:tcW w:type="dxa" w:w="2880"/>
+          </w:tcPr>
+          <w:p>
+            <w:r>
+              <w:rPr>
+                <w:rFonts w:ascii="Times New Roman" w:hAnsi="Times New Roman" w:eastAsia="新細明體"/>
+                <w:sz w:val="18"/>
+              </w:rPr>
+              <w:t>0.0103nan (t=0.28, N=16,661)</w:t>
+            </w:r>
+          </w:p>
+        </w:tc>
+      </w:tr>
+    </w:tbl>
+    <w:p/>
+    <w:p>
+      <w:pPr>
+        <w:pStyle w:val="Heading2"/>
+      </w:pPr>
+      <w:r>
+        <w:rPr>
+          <w:rFonts w:ascii="Times New Roman" w:hAnsi="Times New Roman" w:eastAsia="新細明體"/>
+        </w:rPr>
+        <w:t>第五節 產業異質性（高／低耗水產業）</w:t>
+      </w:r>
+    </w:p>
+    <w:p>
+      <w:pPr>
+        <w:spacing w:line="360" w:lineRule="auto"/>
+        <w:ind w:firstLine="480"/>
+      </w:pPr>
+      <w:r>
+        <w:rPr>
+          <w:rFonts w:ascii="Times New Roman" w:hAnsi="Times New Roman" w:eastAsia="新細明體"/>
+          <w:b w:val="0"/>
+          <w:sz w:val="24"/>
+        </w:rPr>
+        <w:t>台灣製造業次產業之水資源依賴度差異甚大，全樣本可能稀釋高耗水產業之效應。本研究依產業水資料密度（各產業有水資料之觀測比例）之中位數，將 SASB 主產業劃分為高耗水與低耗水兩組，分別於當期與遞延期估計，比較 β3，結果如表4-5。（註：因資料僅含 SASB 主產業分類，未取得 TEJ 之 TSE／子產業別，故以 SASB 產業之水資料密度作為耗水程度之代理。）</w:t>
+      </w:r>
+    </w:p>
+    <w:p>
+      <w:pPr>
+        <w:jc w:val="left"/>
+      </w:pPr>
+      <w:r>
+        <w:rPr>
+          <w:rFonts w:ascii="Times New Roman" w:hAnsi="Times New Roman" w:eastAsia="新細明體"/>
+          <w:b/>
+          <w:sz w:val="22"/>
+        </w:rPr>
+        <w:t>表4-5 產業異質性 × 時間落差：β2 與 β3 對照</w:t>
+      </w:r>
+    </w:p>
+    <w:tbl>
+      <w:tblPr>
+        <w:tblStyle w:val="LightGrid-Accent1"/>
+        <w:tblW w:type="auto" w:w="0"/>
+        <w:tblLook w:firstColumn="1" w:firstRow="1" w:lastColumn="0" w:lastRow="0" w:noHBand="0" w:noVBand="1" w:val="04A0"/>
+      </w:tblPr>
+      <w:tblGrid>
+        <w:gridCol w:w="1080"/>
+        <w:gridCol w:w="1080"/>
+        <w:gridCol w:w="1080"/>
+        <w:gridCol w:w="1080"/>
+        <w:gridCol w:w="1080"/>
+        <w:gridCol w:w="1080"/>
+        <w:gridCol w:w="1080"/>
+        <w:gridCol w:w="1080"/>
+      </w:tblGrid>
+      <w:tr>
+        <w:tc>
+          <w:tcPr>
+            <w:tcW w:type="dxa" w:w="1080"/>
+          </w:tcPr>
+          <w:p>
+            <w:r>
+              <w:rPr>
+                <w:rFonts w:ascii="Times New Roman" w:hAnsi="Times New Roman" w:eastAsia="新細明體"/>
+                <w:b/>
+                <w:sz w:val="18"/>
+              </w:rPr>
+              <w:t>水衡量</w:t>
+            </w:r>
+          </w:p>
+        </w:tc>
+        <w:tc>
+          <w:tcPr>
+            <w:tcW w:type="dxa" w:w="1080"/>
+          </w:tcPr>
+          <w:p>
+            <w:r>
+              <w:rPr>
+                <w:rFonts w:ascii="Times New Roman" w:hAnsi="Times New Roman" w:eastAsia="新細明體"/>
+                <w:b/>
+                <w:sz w:val="18"/>
+              </w:rPr>
+              <w:t>產業組</w:t>
+            </w:r>
+          </w:p>
+        </w:tc>
+        <w:tc>
+          <w:tcPr>
+            <w:tcW w:type="dxa" w:w="1080"/>
+          </w:tcPr>
+          <w:p>
+            <w:r>
+              <w:rPr>
+                <w:rFonts w:ascii="Times New Roman" w:hAnsi="Times New Roman" w:eastAsia="新細明體"/>
+                <w:b/>
+                <w:sz w:val="18"/>
+              </w:rPr>
+              <w:t>遞延期</w:t>
+            </w:r>
+          </w:p>
+        </w:tc>
+        <w:tc>
+          <w:tcPr>
+            <w:tcW w:type="dxa" w:w="1080"/>
+          </w:tcPr>
+          <w:p>
+            <w:r>
+              <w:rPr>
+                <w:rFonts w:ascii="Times New Roman" w:hAnsi="Times New Roman" w:eastAsia="新細明體"/>
+                <w:b/>
+                <w:sz w:val="18"/>
+              </w:rPr>
+              <w:t>β2(D×ΔREV)</w:t>
+            </w:r>
+          </w:p>
+        </w:tc>
+        <w:tc>
+          <w:tcPr>
+            <w:tcW w:type="dxa" w:w="1080"/>
+          </w:tcPr>
+          <w:p>
+            <w:r>
+              <w:rPr>
+                <w:rFonts w:ascii="Times New Roman" w:hAnsi="Times New Roman" w:eastAsia="新細明體"/>
+                <w:b/>
+                <w:sz w:val="18"/>
+              </w:rPr>
+              <w:t>β2_sig</w:t>
+            </w:r>
+          </w:p>
+        </w:tc>
+        <w:tc>
+          <w:tcPr>
+            <w:tcW w:type="dxa" w:w="1080"/>
+          </w:tcPr>
+          <w:p>
+            <w:r>
+              <w:rPr>
+                <w:rFonts w:ascii="Times New Roman" w:hAnsi="Times New Roman" w:eastAsia="新細明體"/>
+                <w:b/>
+                <w:sz w:val="18"/>
+              </w:rPr>
+              <w:t>β3(Water×D×ΔREV)</w:t>
+            </w:r>
+          </w:p>
+        </w:tc>
+        <w:tc>
+          <w:tcPr>
+            <w:tcW w:type="dxa" w:w="1080"/>
+          </w:tcPr>
+          <w:p>
+            <w:r>
+              <w:rPr>
+                <w:rFonts w:ascii="Times New Roman" w:hAnsi="Times New Roman" w:eastAsia="新細明體"/>
+                <w:b/>
+                <w:sz w:val="18"/>
+              </w:rPr>
+              <w:t>β3_sig</w:t>
+            </w:r>
+          </w:p>
+        </w:tc>
+        <w:tc>
+          <w:tcPr>
+            <w:tcW w:type="dxa" w:w="1080"/>
+          </w:tcPr>
+          <w:p>
+            <w:r>
+              <w:rPr>
+                <w:rFonts w:ascii="Times New Roman" w:hAnsi="Times New Roman" w:eastAsia="新細明體"/>
+                <w:b/>
+                <w:sz w:val="18"/>
+              </w:rPr>
+              <w:t>N</w:t>
             </w:r>
           </w:p>
         </w:tc>
@@ -5086,35 +5324,91 @@
       <w:tr>
         <w:tc>
           <w:tcPr>
-            <w:tcW w:type="dxa" w:w="1440"/>
-          </w:tcPr>
-          <w:p>
-            <w:r>
-              <w:rPr>
-                <w:rFonts w:ascii="Times New Roman" w:hAnsi="Times New Roman" w:eastAsia="新細明體"/>
-                <w:sz w:val="18"/>
-              </w:rPr>
-              <w:t>R3 揭露B：GRI揭露度&gt;0</w:t>
-            </w:r>
-          </w:p>
-        </w:tc>
-        <w:tc>
-          <w:tcPr>
-            <w:tcW w:type="dxa" w:w="1440"/>
-          </w:tcPr>
-          <w:p>
-            <w:r>
-              <w:rPr>
-                <w:rFonts w:ascii="Times New Roman" w:hAnsi="Times New Roman" w:eastAsia="新細明體"/>
-                <w:sz w:val="18"/>
-              </w:rPr>
-              <w:t>-0.1597</w:t>
-            </w:r>
-          </w:p>
-        </w:tc>
-        <w:tc>
-          <w:tcPr>
-            <w:tcW w:type="dxa" w:w="1440"/>
+            <w:tcW w:type="dxa" w:w="1080"/>
+          </w:tcPr>
+          <w:p>
+            <w:r>
+              <w:rPr>
+                <w:rFonts w:ascii="Times New Roman" w:hAnsi="Times New Roman" w:eastAsia="新細明體"/>
+                <w:sz w:val="18"/>
+              </w:rPr>
+              <w:t>水回收率%</w:t>
+            </w:r>
+          </w:p>
+        </w:tc>
+        <w:tc>
+          <w:tcPr>
+            <w:tcW w:type="dxa" w:w="1080"/>
+          </w:tcPr>
+          <w:p>
+            <w:r>
+              <w:rPr>
+                <w:rFonts w:ascii="Times New Roman" w:hAnsi="Times New Roman" w:eastAsia="新細明體"/>
+                <w:sz w:val="18"/>
+              </w:rPr>
+              <w:t>全樣本</w:t>
+            </w:r>
+          </w:p>
+        </w:tc>
+        <w:tc>
+          <w:tcPr>
+            <w:tcW w:type="dxa" w:w="1080"/>
+          </w:tcPr>
+          <w:p>
+            <w:r>
+              <w:rPr>
+                <w:rFonts w:ascii="Times New Roman" w:hAnsi="Times New Roman" w:eastAsia="新細明體"/>
+                <w:sz w:val="18"/>
+              </w:rPr>
+              <w:t>t-0</w:t>
+            </w:r>
+          </w:p>
+        </w:tc>
+        <w:tc>
+          <w:tcPr>
+            <w:tcW w:type="dxa" w:w="1080"/>
+          </w:tcPr>
+          <w:p>
+            <w:r>
+              <w:rPr>
+                <w:rFonts w:ascii="Times New Roman" w:hAnsi="Times New Roman" w:eastAsia="新細明體"/>
+                <w:sz w:val="18"/>
+              </w:rPr>
+              <w:t>-1.2681</w:t>
+            </w:r>
+          </w:p>
+        </w:tc>
+        <w:tc>
+          <w:tcPr>
+            <w:tcW w:type="dxa" w:w="1080"/>
+          </w:tcPr>
+          <w:p>
+            <w:r>
+              <w:rPr>
+                <w:rFonts w:ascii="Times New Roman" w:hAnsi="Times New Roman" w:eastAsia="新細明體"/>
+                <w:sz w:val="18"/>
+              </w:rPr>
+              <w:t>***</w:t>
+            </w:r>
+          </w:p>
+        </w:tc>
+        <w:tc>
+          <w:tcPr>
+            <w:tcW w:type="dxa" w:w="1080"/>
+          </w:tcPr>
+          <w:p>
+            <w:r>
+              <w:rPr>
+                <w:rFonts w:ascii="Times New Roman" w:hAnsi="Times New Roman" w:eastAsia="新細明體"/>
+                <w:sz w:val="18"/>
+              </w:rPr>
+              <w:t>0.0004</w:t>
+            </w:r>
+          </w:p>
+        </w:tc>
+        <w:tc>
+          <w:tcPr>
+            <w:tcW w:type="dxa" w:w="1080"/>
           </w:tcPr>
           <w:p>
             <w:r>
@@ -5128,43 +5422,15 @@
         </w:tc>
         <w:tc>
           <w:tcPr>
-            <w:tcW w:type="dxa" w:w="1440"/>
-          </w:tcPr>
-          <w:p>
-            <w:r>
-              <w:rPr>
-                <w:rFonts w:ascii="Times New Roman" w:hAnsi="Times New Roman" w:eastAsia="新細明體"/>
-                <w:sz w:val="18"/>
-              </w:rPr>
-              <w:t>0.0185</w:t>
-            </w:r>
-          </w:p>
-        </w:tc>
-        <w:tc>
-          <w:tcPr>
-            <w:tcW w:type="dxa" w:w="1440"/>
-          </w:tcPr>
-          <w:p>
-            <w:r>
-              <w:rPr>
-                <w:rFonts w:ascii="Times New Roman" w:hAnsi="Times New Roman" w:eastAsia="新細明體"/>
-                <w:sz w:val="18"/>
-              </w:rPr>
-              <w:t>n.s.</w:t>
-            </w:r>
-          </w:p>
-        </w:tc>
-        <w:tc>
-          <w:tcPr>
-            <w:tcW w:type="dxa" w:w="1440"/>
-          </w:tcPr>
-          <w:p>
-            <w:r>
-              <w:rPr>
-                <w:rFonts w:ascii="Times New Roman" w:hAnsi="Times New Roman" w:eastAsia="新細明體"/>
-                <w:sz w:val="18"/>
-              </w:rPr>
-              <w:t>16,661</w:t>
+            <w:tcW w:type="dxa" w:w="1080"/>
+          </w:tcPr>
+          <w:p>
+            <w:r>
+              <w:rPr>
+                <w:rFonts w:ascii="Times New Roman" w:hAnsi="Times New Roman" w:eastAsia="新細明體"/>
+                <w:sz w:val="18"/>
+              </w:rPr>
+              <w:t>996</w:t>
             </w:r>
           </w:p>
         </w:tc>
@@ -5172,49 +5438,77 @@
       <w:tr>
         <w:tc>
           <w:tcPr>
-            <w:tcW w:type="dxa" w:w="1440"/>
-          </w:tcPr>
-          <w:p>
-            <w:r>
-              <w:rPr>
-                <w:rFonts w:ascii="Times New Roman" w:hAnsi="Times New Roman" w:eastAsia="新細明體"/>
-                <w:sz w:val="18"/>
-              </w:rPr>
-              <w:t>R4 SG&amp;A：推銷+管理費用</w:t>
-            </w:r>
-          </w:p>
-        </w:tc>
-        <w:tc>
-          <w:tcPr>
-            <w:tcW w:type="dxa" w:w="1440"/>
-          </w:tcPr>
-          <w:p>
-            <w:r>
-              <w:rPr>
-                <w:rFonts w:ascii="Times New Roman" w:hAnsi="Times New Roman" w:eastAsia="新細明體"/>
-                <w:sz w:val="18"/>
-              </w:rPr>
-              <w:t>-1.2201</w:t>
-            </w:r>
-          </w:p>
-        </w:tc>
-        <w:tc>
-          <w:tcPr>
-            <w:tcW w:type="dxa" w:w="1440"/>
-          </w:tcPr>
-          <w:p>
-            <w:r>
-              <w:rPr>
-                <w:rFonts w:ascii="Times New Roman" w:hAnsi="Times New Roman" w:eastAsia="新細明體"/>
-                <w:sz w:val="18"/>
-              </w:rPr>
-              <w:t>***</w:t>
-            </w:r>
-          </w:p>
-        </w:tc>
-        <w:tc>
-          <w:tcPr>
-            <w:tcW w:type="dxa" w:w="1440"/>
+            <w:tcW w:type="dxa" w:w="1080"/>
+          </w:tcPr>
+          <w:p>
+            <w:r>
+              <w:rPr>
+                <w:rFonts w:ascii="Times New Roman" w:hAnsi="Times New Roman" w:eastAsia="新細明體"/>
+                <w:sz w:val="18"/>
+              </w:rPr>
+              <w:t>水回收率%</w:t>
+            </w:r>
+          </w:p>
+        </w:tc>
+        <w:tc>
+          <w:tcPr>
+            <w:tcW w:type="dxa" w:w="1080"/>
+          </w:tcPr>
+          <w:p>
+            <w:r>
+              <w:rPr>
+                <w:rFonts w:ascii="Times New Roman" w:hAnsi="Times New Roman" w:eastAsia="新細明體"/>
+                <w:sz w:val="18"/>
+              </w:rPr>
+              <w:t>全樣本</w:t>
+            </w:r>
+          </w:p>
+        </w:tc>
+        <w:tc>
+          <w:tcPr>
+            <w:tcW w:type="dxa" w:w="1080"/>
+          </w:tcPr>
+          <w:p>
+            <w:r>
+              <w:rPr>
+                <w:rFonts w:ascii="Times New Roman" w:hAnsi="Times New Roman" w:eastAsia="新細明體"/>
+                <w:sz w:val="18"/>
+              </w:rPr>
+              <w:t>t-1</w:t>
+            </w:r>
+          </w:p>
+        </w:tc>
+        <w:tc>
+          <w:tcPr>
+            <w:tcW w:type="dxa" w:w="1080"/>
+          </w:tcPr>
+          <w:p>
+            <w:r>
+              <w:rPr>
+                <w:rFonts w:ascii="Times New Roman" w:hAnsi="Times New Roman" w:eastAsia="新細明體"/>
+                <w:sz w:val="18"/>
+              </w:rPr>
+              <w:t>-0.6925</w:t>
+            </w:r>
+          </w:p>
+        </w:tc>
+        <w:tc>
+          <w:tcPr>
+            <w:tcW w:type="dxa" w:w="1080"/>
+          </w:tcPr>
+          <w:p>
+            <w:r>
+              <w:rPr>
+                <w:rFonts w:ascii="Times New Roman" w:hAnsi="Times New Roman" w:eastAsia="新細明體"/>
+                <w:sz w:val="18"/>
+              </w:rPr>
+              <w:t>n.s.</w:t>
+            </w:r>
+          </w:p>
+        </w:tc>
+        <w:tc>
+          <w:tcPr>
+            <w:tcW w:type="dxa" w:w="1080"/>
           </w:tcPr>
           <w:p>
             <w:r>
@@ -5228,7 +5522,7 @@
         </w:tc>
         <w:tc>
           <w:tcPr>
-            <w:tcW w:type="dxa" w:w="1440"/>
+            <w:tcW w:type="dxa" w:w="1080"/>
           </w:tcPr>
           <w:p>
             <w:r>
@@ -5242,15 +5536,15 @@
         </w:tc>
         <w:tc>
           <w:tcPr>
-            <w:tcW w:type="dxa" w:w="1440"/>
-          </w:tcPr>
-          <w:p>
-            <w:r>
-              <w:rPr>
-                <w:rFonts w:ascii="Times New Roman" w:hAnsi="Times New Roman" w:eastAsia="新細明體"/>
-                <w:sz w:val="18"/>
-              </w:rPr>
-              <w:t>962</w:t>
+            <w:tcW w:type="dxa" w:w="1080"/>
+          </w:tcPr>
+          <w:p>
+            <w:r>
+              <w:rPr>
+                <w:rFonts w:ascii="Times New Roman" w:hAnsi="Times New Roman" w:eastAsia="新細明體"/>
+                <w:sz w:val="18"/>
+              </w:rPr>
+              <w:t>863</w:t>
             </w:r>
           </w:p>
         </w:tc>
@@ -5258,63 +5552,63 @@
       <w:tr>
         <w:tc>
           <w:tcPr>
-            <w:tcW w:type="dxa" w:w="1440"/>
-          </w:tcPr>
-          <w:p>
-            <w:r>
-              <w:rPr>
-                <w:rFonts w:ascii="Times New Roman" w:hAnsi="Times New Roman" w:eastAsia="新細明體"/>
-                <w:sz w:val="18"/>
-              </w:rPr>
-              <w:t>R5 產業：限水資料充足產業(水回收率%)</w:t>
-            </w:r>
-          </w:p>
-        </w:tc>
-        <w:tc>
-          <w:tcPr>
-            <w:tcW w:type="dxa" w:w="1440"/>
-          </w:tcPr>
-          <w:p>
-            <w:r>
-              <w:rPr>
-                <w:rFonts w:ascii="Times New Roman" w:hAnsi="Times New Roman" w:eastAsia="新細明體"/>
-                <w:sz w:val="18"/>
-              </w:rPr>
-              <w:t>-1.2586</w:t>
-            </w:r>
-          </w:p>
-        </w:tc>
-        <w:tc>
-          <w:tcPr>
-            <w:tcW w:type="dxa" w:w="1440"/>
-          </w:tcPr>
-          <w:p>
-            <w:r>
-              <w:rPr>
-                <w:rFonts w:ascii="Times New Roman" w:hAnsi="Times New Roman" w:eastAsia="新細明體"/>
-                <w:sz w:val="18"/>
-              </w:rPr>
-              <w:t>**</w:t>
-            </w:r>
-          </w:p>
-        </w:tc>
-        <w:tc>
-          <w:tcPr>
-            <w:tcW w:type="dxa" w:w="1440"/>
-          </w:tcPr>
-          <w:p>
-            <w:r>
-              <w:rPr>
-                <w:rFonts w:ascii="Times New Roman" w:hAnsi="Times New Roman" w:eastAsia="新細明體"/>
-                <w:sz w:val="18"/>
-              </w:rPr>
-              <w:t>0.0004</w:t>
-            </w:r>
-          </w:p>
-        </w:tc>
-        <w:tc>
-          <w:tcPr>
-            <w:tcW w:type="dxa" w:w="1440"/>
+            <w:tcW w:type="dxa" w:w="1080"/>
+          </w:tcPr>
+          <w:p>
+            <w:r>
+              <w:rPr>
+                <w:rFonts w:ascii="Times New Roman" w:hAnsi="Times New Roman" w:eastAsia="新細明體"/>
+                <w:sz w:val="18"/>
+              </w:rPr>
+              <w:t>水回收率%</w:t>
+            </w:r>
+          </w:p>
+        </w:tc>
+        <w:tc>
+          <w:tcPr>
+            <w:tcW w:type="dxa" w:w="1080"/>
+          </w:tcPr>
+          <w:p>
+            <w:r>
+              <w:rPr>
+                <w:rFonts w:ascii="Times New Roman" w:hAnsi="Times New Roman" w:eastAsia="新細明體"/>
+                <w:sz w:val="18"/>
+              </w:rPr>
+              <w:t>全樣本</w:t>
+            </w:r>
+          </w:p>
+        </w:tc>
+        <w:tc>
+          <w:tcPr>
+            <w:tcW w:type="dxa" w:w="1080"/>
+          </w:tcPr>
+          <w:p>
+            <w:r>
+              <w:rPr>
+                <w:rFonts w:ascii="Times New Roman" w:hAnsi="Times New Roman" w:eastAsia="新細明體"/>
+                <w:sz w:val="18"/>
+              </w:rPr>
+              <w:t>t-2</w:t>
+            </w:r>
+          </w:p>
+        </w:tc>
+        <w:tc>
+          <w:tcPr>
+            <w:tcW w:type="dxa" w:w="1080"/>
+          </w:tcPr>
+          <w:p>
+            <w:r>
+              <w:rPr>
+                <w:rFonts w:ascii="Times New Roman" w:hAnsi="Times New Roman" w:eastAsia="新細明體"/>
+                <w:sz w:val="18"/>
+              </w:rPr>
+              <w:t>-0.7174</w:t>
+            </w:r>
+          </w:p>
+        </w:tc>
+        <w:tc>
+          <w:tcPr>
+            <w:tcW w:type="dxa" w:w="1080"/>
           </w:tcPr>
           <w:p>
             <w:r>
@@ -5328,15 +5622,43 @@
         </w:tc>
         <w:tc>
           <w:tcPr>
-            <w:tcW w:type="dxa" w:w="1440"/>
-          </w:tcPr>
-          <w:p>
-            <w:r>
-              <w:rPr>
-                <w:rFonts w:ascii="Times New Roman" w:hAnsi="Times New Roman" w:eastAsia="新細明體"/>
-                <w:sz w:val="18"/>
-              </w:rPr>
-              <w:t>762</w:t>
+            <w:tcW w:type="dxa" w:w="1080"/>
+          </w:tcPr>
+          <w:p>
+            <w:r>
+              <w:rPr>
+                <w:rFonts w:ascii="Times New Roman" w:hAnsi="Times New Roman" w:eastAsia="新細明體"/>
+                <w:sz w:val="18"/>
+              </w:rPr>
+              <w:t>0.0014</w:t>
+            </w:r>
+          </w:p>
+        </w:tc>
+        <w:tc>
+          <w:tcPr>
+            <w:tcW w:type="dxa" w:w="1080"/>
+          </w:tcPr>
+          <w:p>
+            <w:r>
+              <w:rPr>
+                <w:rFonts w:ascii="Times New Roman" w:hAnsi="Times New Roman" w:eastAsia="新細明體"/>
+                <w:sz w:val="18"/>
+              </w:rPr>
+              <w:t>n.s.</w:t>
+            </w:r>
+          </w:p>
+        </w:tc>
+        <w:tc>
+          <w:tcPr>
+            <w:tcW w:type="dxa" w:w="1080"/>
+          </w:tcPr>
+          <w:p>
+            <w:r>
+              <w:rPr>
+                <w:rFonts w:ascii="Times New Roman" w:hAnsi="Times New Roman" w:eastAsia="新細明體"/>
+                <w:sz w:val="18"/>
+              </w:rPr>
+              <w:t>731</w:t>
             </w:r>
           </w:p>
         </w:tc>
@@ -5344,35 +5666,91 @@
       <w:tr>
         <w:tc>
           <w:tcPr>
-            <w:tcW w:type="dxa" w:w="1440"/>
-          </w:tcPr>
-          <w:p>
-            <w:r>
-              <w:rPr>
-                <w:rFonts w:ascii="Times New Roman" w:hAnsi="Times New Roman" w:eastAsia="新細明體"/>
-                <w:sz w:val="18"/>
-              </w:rPr>
-              <w:t>R6 產業：限水資料充足產業(揭露A)</w:t>
-            </w:r>
-          </w:p>
-        </w:tc>
-        <w:tc>
-          <w:tcPr>
-            <w:tcW w:type="dxa" w:w="1440"/>
-          </w:tcPr>
-          <w:p>
-            <w:r>
-              <w:rPr>
-                <w:rFonts w:ascii="Times New Roman" w:hAnsi="Times New Roman" w:eastAsia="新細明體"/>
-                <w:sz w:val="18"/>
-              </w:rPr>
-              <w:t>-0.2319</w:t>
-            </w:r>
-          </w:p>
-        </w:tc>
-        <w:tc>
-          <w:tcPr>
-            <w:tcW w:type="dxa" w:w="1440"/>
+            <w:tcW w:type="dxa" w:w="1080"/>
+          </w:tcPr>
+          <w:p>
+            <w:r>
+              <w:rPr>
+                <w:rFonts w:ascii="Times New Roman" w:hAnsi="Times New Roman" w:eastAsia="新細明體"/>
+                <w:sz w:val="18"/>
+              </w:rPr>
+              <w:t>水回收率%</w:t>
+            </w:r>
+          </w:p>
+        </w:tc>
+        <w:tc>
+          <w:tcPr>
+            <w:tcW w:type="dxa" w:w="1080"/>
+          </w:tcPr>
+          <w:p>
+            <w:r>
+              <w:rPr>
+                <w:rFonts w:ascii="Times New Roman" w:hAnsi="Times New Roman" w:eastAsia="新細明體"/>
+                <w:sz w:val="18"/>
+              </w:rPr>
+              <w:t>高耗水</w:t>
+            </w:r>
+          </w:p>
+        </w:tc>
+        <w:tc>
+          <w:tcPr>
+            <w:tcW w:type="dxa" w:w="1080"/>
+          </w:tcPr>
+          <w:p>
+            <w:r>
+              <w:rPr>
+                <w:rFonts w:ascii="Times New Roman" w:hAnsi="Times New Roman" w:eastAsia="新細明體"/>
+                <w:sz w:val="18"/>
+              </w:rPr>
+              <w:t>t-0</w:t>
+            </w:r>
+          </w:p>
+        </w:tc>
+        <w:tc>
+          <w:tcPr>
+            <w:tcW w:type="dxa" w:w="1080"/>
+          </w:tcPr>
+          <w:p>
+            <w:r>
+              <w:rPr>
+                <w:rFonts w:ascii="Times New Roman" w:hAnsi="Times New Roman" w:eastAsia="新細明體"/>
+                <w:sz w:val="18"/>
+              </w:rPr>
+              <w:t>-1.5714</w:t>
+            </w:r>
+          </w:p>
+        </w:tc>
+        <w:tc>
+          <w:tcPr>
+            <w:tcW w:type="dxa" w:w="1080"/>
+          </w:tcPr>
+          <w:p>
+            <w:r>
+              <w:rPr>
+                <w:rFonts w:ascii="Times New Roman" w:hAnsi="Times New Roman" w:eastAsia="新細明體"/>
+                <w:sz w:val="18"/>
+              </w:rPr>
+              <w:t>***</w:t>
+            </w:r>
+          </w:p>
+        </w:tc>
+        <w:tc>
+          <w:tcPr>
+            <w:tcW w:type="dxa" w:w="1080"/>
+          </w:tcPr>
+          <w:p>
+            <w:r>
+              <w:rPr>
+                <w:rFonts w:ascii="Times New Roman" w:hAnsi="Times New Roman" w:eastAsia="新細明體"/>
+                <w:sz w:val="18"/>
+              </w:rPr>
+              <w:t>0.0017</w:t>
+            </w:r>
+          </w:p>
+        </w:tc>
+        <w:tc>
+          <w:tcPr>
+            <w:tcW w:type="dxa" w:w="1080"/>
           </w:tcPr>
           <w:p>
             <w:r>
@@ -5386,21 +5764,221 @@
         </w:tc>
         <w:tc>
           <w:tcPr>
-            <w:tcW w:type="dxa" w:w="1440"/>
-          </w:tcPr>
-          <w:p>
-            <w:r>
-              <w:rPr>
-                <w:rFonts w:ascii="Times New Roman" w:hAnsi="Times New Roman" w:eastAsia="新細明體"/>
-                <w:sz w:val="18"/>
-              </w:rPr>
-              <w:t>0.0784</w:t>
-            </w:r>
-          </w:p>
-        </w:tc>
-        <w:tc>
-          <w:tcPr>
-            <w:tcW w:type="dxa" w:w="1440"/>
+            <w:tcW w:type="dxa" w:w="1080"/>
+          </w:tcPr>
+          <w:p>
+            <w:r>
+              <w:rPr>
+                <w:rFonts w:ascii="Times New Roman" w:hAnsi="Times New Roman" w:eastAsia="新細明體"/>
+                <w:sz w:val="18"/>
+              </w:rPr>
+              <w:t>816</w:t>
+            </w:r>
+          </w:p>
+        </w:tc>
+      </w:tr>
+      <w:tr>
+        <w:tc>
+          <w:tcPr>
+            <w:tcW w:type="dxa" w:w="1080"/>
+          </w:tcPr>
+          <w:p>
+            <w:r>
+              <w:rPr>
+                <w:rFonts w:ascii="Times New Roman" w:hAnsi="Times New Roman" w:eastAsia="新細明體"/>
+                <w:sz w:val="18"/>
+              </w:rPr>
+              <w:t>水回收率%</w:t>
+            </w:r>
+          </w:p>
+        </w:tc>
+        <w:tc>
+          <w:tcPr>
+            <w:tcW w:type="dxa" w:w="1080"/>
+          </w:tcPr>
+          <w:p>
+            <w:r>
+              <w:rPr>
+                <w:rFonts w:ascii="Times New Roman" w:hAnsi="Times New Roman" w:eastAsia="新細明體"/>
+                <w:sz w:val="18"/>
+              </w:rPr>
+              <w:t>高耗水</w:t>
+            </w:r>
+          </w:p>
+        </w:tc>
+        <w:tc>
+          <w:tcPr>
+            <w:tcW w:type="dxa" w:w="1080"/>
+          </w:tcPr>
+          <w:p>
+            <w:r>
+              <w:rPr>
+                <w:rFonts w:ascii="Times New Roman" w:hAnsi="Times New Roman" w:eastAsia="新細明體"/>
+                <w:sz w:val="18"/>
+              </w:rPr>
+              <w:t>t-1</w:t>
+            </w:r>
+          </w:p>
+        </w:tc>
+        <w:tc>
+          <w:tcPr>
+            <w:tcW w:type="dxa" w:w="1080"/>
+          </w:tcPr>
+          <w:p>
+            <w:r>
+              <w:rPr>
+                <w:rFonts w:ascii="Times New Roman" w:hAnsi="Times New Roman" w:eastAsia="新細明體"/>
+                <w:sz w:val="18"/>
+              </w:rPr>
+              <w:t>-0.9041</w:t>
+            </w:r>
+          </w:p>
+        </w:tc>
+        <w:tc>
+          <w:tcPr>
+            <w:tcW w:type="dxa" w:w="1080"/>
+          </w:tcPr>
+          <w:p>
+            <w:r>
+              <w:rPr>
+                <w:rFonts w:ascii="Times New Roman" w:hAnsi="Times New Roman" w:eastAsia="新細明體"/>
+                <w:sz w:val="18"/>
+              </w:rPr>
+              <w:t>**</w:t>
+            </w:r>
+          </w:p>
+        </w:tc>
+        <w:tc>
+          <w:tcPr>
+            <w:tcW w:type="dxa" w:w="1080"/>
+          </w:tcPr>
+          <w:p>
+            <w:r>
+              <w:rPr>
+                <w:rFonts w:ascii="Times New Roman" w:hAnsi="Times New Roman" w:eastAsia="新細明體"/>
+                <w:sz w:val="18"/>
+              </w:rPr>
+              <w:t>0.0028</w:t>
+            </w:r>
+          </w:p>
+        </w:tc>
+        <w:tc>
+          <w:tcPr>
+            <w:tcW w:type="dxa" w:w="1080"/>
+          </w:tcPr>
+          <w:p>
+            <w:r>
+              <w:rPr>
+                <w:rFonts w:ascii="Times New Roman" w:hAnsi="Times New Roman" w:eastAsia="新細明體"/>
+                <w:sz w:val="18"/>
+              </w:rPr>
+              <w:t>*</w:t>
+            </w:r>
+          </w:p>
+        </w:tc>
+        <w:tc>
+          <w:tcPr>
+            <w:tcW w:type="dxa" w:w="1080"/>
+          </w:tcPr>
+          <w:p>
+            <w:r>
+              <w:rPr>
+                <w:rFonts w:ascii="Times New Roman" w:hAnsi="Times New Roman" w:eastAsia="新細明體"/>
+                <w:sz w:val="18"/>
+              </w:rPr>
+              <w:t>707</w:t>
+            </w:r>
+          </w:p>
+        </w:tc>
+      </w:tr>
+      <w:tr>
+        <w:tc>
+          <w:tcPr>
+            <w:tcW w:type="dxa" w:w="1080"/>
+          </w:tcPr>
+          <w:p>
+            <w:r>
+              <w:rPr>
+                <w:rFonts w:ascii="Times New Roman" w:hAnsi="Times New Roman" w:eastAsia="新細明體"/>
+                <w:sz w:val="18"/>
+              </w:rPr>
+              <w:t>水回收率%</w:t>
+            </w:r>
+          </w:p>
+        </w:tc>
+        <w:tc>
+          <w:tcPr>
+            <w:tcW w:type="dxa" w:w="1080"/>
+          </w:tcPr>
+          <w:p>
+            <w:r>
+              <w:rPr>
+                <w:rFonts w:ascii="Times New Roman" w:hAnsi="Times New Roman" w:eastAsia="新細明體"/>
+                <w:sz w:val="18"/>
+              </w:rPr>
+              <w:t>高耗水</w:t>
+            </w:r>
+          </w:p>
+        </w:tc>
+        <w:tc>
+          <w:tcPr>
+            <w:tcW w:type="dxa" w:w="1080"/>
+          </w:tcPr>
+          <w:p>
+            <w:r>
+              <w:rPr>
+                <w:rFonts w:ascii="Times New Roman" w:hAnsi="Times New Roman" w:eastAsia="新細明體"/>
+                <w:sz w:val="18"/>
+              </w:rPr>
+              <w:t>t-2</w:t>
+            </w:r>
+          </w:p>
+        </w:tc>
+        <w:tc>
+          <w:tcPr>
+            <w:tcW w:type="dxa" w:w="1080"/>
+          </w:tcPr>
+          <w:p>
+            <w:r>
+              <w:rPr>
+                <w:rFonts w:ascii="Times New Roman" w:hAnsi="Times New Roman" w:eastAsia="新細明體"/>
+                <w:sz w:val="18"/>
+              </w:rPr>
+              <w:t>-1.0237</w:t>
+            </w:r>
+          </w:p>
+        </w:tc>
+        <w:tc>
+          <w:tcPr>
+            <w:tcW w:type="dxa" w:w="1080"/>
+          </w:tcPr>
+          <w:p>
+            <w:r>
+              <w:rPr>
+                <w:rFonts w:ascii="Times New Roman" w:hAnsi="Times New Roman" w:eastAsia="新細明體"/>
+                <w:sz w:val="18"/>
+              </w:rPr>
+              <w:t>***</w:t>
+            </w:r>
+          </w:p>
+        </w:tc>
+        <w:tc>
+          <w:tcPr>
+            <w:tcW w:type="dxa" w:w="1080"/>
+          </w:tcPr>
+          <w:p>
+            <w:r>
+              <w:rPr>
+                <w:rFonts w:ascii="Times New Roman" w:hAnsi="Times New Roman" w:eastAsia="新細明體"/>
+                <w:sz w:val="18"/>
+              </w:rPr>
+              <w:t>0.0014</w:t>
+            </w:r>
+          </w:p>
+        </w:tc>
+        <w:tc>
+          <w:tcPr>
+            <w:tcW w:type="dxa" w:w="1080"/>
           </w:tcPr>
           <w:p>
             <w:r>
@@ -5414,15 +5992,1383 @@
         </w:tc>
         <w:tc>
           <w:tcPr>
-            <w:tcW w:type="dxa" w:w="1440"/>
-          </w:tcPr>
-          <w:p>
-            <w:r>
-              <w:rPr>
-                <w:rFonts w:ascii="Times New Roman" w:hAnsi="Times New Roman" w:eastAsia="新細明體"/>
-                <w:sz w:val="18"/>
-              </w:rPr>
-              <w:t>11,816</w:t>
+            <w:tcW w:type="dxa" w:w="1080"/>
+          </w:tcPr>
+          <w:p>
+            <w:r>
+              <w:rPr>
+                <w:rFonts w:ascii="Times New Roman" w:hAnsi="Times New Roman" w:eastAsia="新細明體"/>
+                <w:sz w:val="18"/>
+              </w:rPr>
+              <w:t>599</w:t>
+            </w:r>
+          </w:p>
+        </w:tc>
+      </w:tr>
+      <w:tr>
+        <w:tc>
+          <w:tcPr>
+            <w:tcW w:type="dxa" w:w="1080"/>
+          </w:tcPr>
+          <w:p>
+            <w:r>
+              <w:rPr>
+                <w:rFonts w:ascii="Times New Roman" w:hAnsi="Times New Roman" w:eastAsia="新細明體"/>
+                <w:sz w:val="18"/>
+              </w:rPr>
+              <w:t>水回收率%</w:t>
+            </w:r>
+          </w:p>
+        </w:tc>
+        <w:tc>
+          <w:tcPr>
+            <w:tcW w:type="dxa" w:w="1080"/>
+          </w:tcPr>
+          <w:p>
+            <w:r>
+              <w:rPr>
+                <w:rFonts w:ascii="Times New Roman" w:hAnsi="Times New Roman" w:eastAsia="新細明體"/>
+                <w:sz w:val="18"/>
+              </w:rPr>
+              <w:t>低耗水</w:t>
+            </w:r>
+          </w:p>
+        </w:tc>
+        <w:tc>
+          <w:tcPr>
+            <w:tcW w:type="dxa" w:w="1080"/>
+          </w:tcPr>
+          <w:p>
+            <w:r>
+              <w:rPr>
+                <w:rFonts w:ascii="Times New Roman" w:hAnsi="Times New Roman" w:eastAsia="新細明體"/>
+                <w:sz w:val="18"/>
+              </w:rPr>
+              <w:t>t-0</w:t>
+            </w:r>
+          </w:p>
+        </w:tc>
+        <w:tc>
+          <w:tcPr>
+            <w:tcW w:type="dxa" w:w="1080"/>
+          </w:tcPr>
+          <w:p>
+            <w:r>
+              <w:rPr>
+                <w:rFonts w:ascii="Times New Roman" w:hAnsi="Times New Roman" w:eastAsia="新細明體"/>
+                <w:sz w:val="18"/>
+              </w:rPr>
+              <w:t>-0.6136</w:t>
+            </w:r>
+          </w:p>
+        </w:tc>
+        <w:tc>
+          <w:tcPr>
+            <w:tcW w:type="dxa" w:w="1080"/>
+          </w:tcPr>
+          <w:p>
+            <w:r>
+              <w:rPr>
+                <w:rFonts w:ascii="Times New Roman" w:hAnsi="Times New Roman" w:eastAsia="新細明體"/>
+                <w:sz w:val="18"/>
+              </w:rPr>
+              <w:t>n.s.</w:t>
+            </w:r>
+          </w:p>
+        </w:tc>
+        <w:tc>
+          <w:tcPr>
+            <w:tcW w:type="dxa" w:w="1080"/>
+          </w:tcPr>
+          <w:p>
+            <w:r>
+              <w:rPr>
+                <w:rFonts w:ascii="Times New Roman" w:hAnsi="Times New Roman" w:eastAsia="新細明體"/>
+                <w:sz w:val="18"/>
+              </w:rPr>
+              <w:t>-0.0128</w:t>
+            </w:r>
+          </w:p>
+        </w:tc>
+        <w:tc>
+          <w:tcPr>
+            <w:tcW w:type="dxa" w:w="1080"/>
+          </w:tcPr>
+          <w:p>
+            <w:r>
+              <w:rPr>
+                <w:rFonts w:ascii="Times New Roman" w:hAnsi="Times New Roman" w:eastAsia="新細明體"/>
+                <w:sz w:val="18"/>
+              </w:rPr>
+              <w:t>**</w:t>
+            </w:r>
+          </w:p>
+        </w:tc>
+        <w:tc>
+          <w:tcPr>
+            <w:tcW w:type="dxa" w:w="1080"/>
+          </w:tcPr>
+          <w:p>
+            <w:r>
+              <w:rPr>
+                <w:rFonts w:ascii="Times New Roman" w:hAnsi="Times New Roman" w:eastAsia="新細明體"/>
+                <w:sz w:val="18"/>
+              </w:rPr>
+              <w:t>180</w:t>
+            </w:r>
+          </w:p>
+        </w:tc>
+      </w:tr>
+      <w:tr>
+        <w:tc>
+          <w:tcPr>
+            <w:tcW w:type="dxa" w:w="1080"/>
+          </w:tcPr>
+          <w:p>
+            <w:r>
+              <w:rPr>
+                <w:rFonts w:ascii="Times New Roman" w:hAnsi="Times New Roman" w:eastAsia="新細明體"/>
+                <w:sz w:val="18"/>
+              </w:rPr>
+              <w:t>水回收率%</w:t>
+            </w:r>
+          </w:p>
+        </w:tc>
+        <w:tc>
+          <w:tcPr>
+            <w:tcW w:type="dxa" w:w="1080"/>
+          </w:tcPr>
+          <w:p>
+            <w:r>
+              <w:rPr>
+                <w:rFonts w:ascii="Times New Roman" w:hAnsi="Times New Roman" w:eastAsia="新細明體"/>
+                <w:sz w:val="18"/>
+              </w:rPr>
+              <w:t>低耗水</w:t>
+            </w:r>
+          </w:p>
+        </w:tc>
+        <w:tc>
+          <w:tcPr>
+            <w:tcW w:type="dxa" w:w="1080"/>
+          </w:tcPr>
+          <w:p>
+            <w:r>
+              <w:rPr>
+                <w:rFonts w:ascii="Times New Roman" w:hAnsi="Times New Roman" w:eastAsia="新細明體"/>
+                <w:sz w:val="18"/>
+              </w:rPr>
+              <w:t>t-1</w:t>
+            </w:r>
+          </w:p>
+        </w:tc>
+        <w:tc>
+          <w:tcPr>
+            <w:tcW w:type="dxa" w:w="1080"/>
+          </w:tcPr>
+          <w:p>
+            <w:r>
+              <w:rPr>
+                <w:rFonts w:ascii="Times New Roman" w:hAnsi="Times New Roman" w:eastAsia="新細明體"/>
+                <w:sz w:val="18"/>
+              </w:rPr>
+              <w:t>2.9356</w:t>
+            </w:r>
+          </w:p>
+        </w:tc>
+        <w:tc>
+          <w:tcPr>
+            <w:tcW w:type="dxa" w:w="1080"/>
+          </w:tcPr>
+          <w:p>
+            <w:r>
+              <w:rPr>
+                <w:rFonts w:ascii="Times New Roman" w:hAnsi="Times New Roman" w:eastAsia="新細明體"/>
+                <w:sz w:val="18"/>
+              </w:rPr>
+              <w:t>n.s.</w:t>
+            </w:r>
+          </w:p>
+        </w:tc>
+        <w:tc>
+          <w:tcPr>
+            <w:tcW w:type="dxa" w:w="1080"/>
+          </w:tcPr>
+          <w:p>
+            <w:r>
+              <w:rPr>
+                <w:rFonts w:ascii="Times New Roman" w:hAnsi="Times New Roman" w:eastAsia="新細明體"/>
+                <w:sz w:val="18"/>
+              </w:rPr>
+              <w:t>-0.0083</w:t>
+            </w:r>
+          </w:p>
+        </w:tc>
+        <w:tc>
+          <w:tcPr>
+            <w:tcW w:type="dxa" w:w="1080"/>
+          </w:tcPr>
+          <w:p>
+            <w:r>
+              <w:rPr>
+                <w:rFonts w:ascii="Times New Roman" w:hAnsi="Times New Roman" w:eastAsia="新細明體"/>
+                <w:sz w:val="18"/>
+              </w:rPr>
+              <w:t>n.s.</w:t>
+            </w:r>
+          </w:p>
+        </w:tc>
+        <w:tc>
+          <w:tcPr>
+            <w:tcW w:type="dxa" w:w="1080"/>
+          </w:tcPr>
+          <w:p>
+            <w:r>
+              <w:rPr>
+                <w:rFonts w:ascii="Times New Roman" w:hAnsi="Times New Roman" w:eastAsia="新細明體"/>
+                <w:sz w:val="18"/>
+              </w:rPr>
+              <w:t>156</w:t>
+            </w:r>
+          </w:p>
+        </w:tc>
+      </w:tr>
+      <w:tr>
+        <w:tc>
+          <w:tcPr>
+            <w:tcW w:type="dxa" w:w="1080"/>
+          </w:tcPr>
+          <w:p>
+            <w:r>
+              <w:rPr>
+                <w:rFonts w:ascii="Times New Roman" w:hAnsi="Times New Roman" w:eastAsia="新細明體"/>
+                <w:sz w:val="18"/>
+              </w:rPr>
+              <w:t>水回收率%</w:t>
+            </w:r>
+          </w:p>
+        </w:tc>
+        <w:tc>
+          <w:tcPr>
+            <w:tcW w:type="dxa" w:w="1080"/>
+          </w:tcPr>
+          <w:p>
+            <w:r>
+              <w:rPr>
+                <w:rFonts w:ascii="Times New Roman" w:hAnsi="Times New Roman" w:eastAsia="新細明體"/>
+                <w:sz w:val="18"/>
+              </w:rPr>
+              <w:t>低耗水</w:t>
+            </w:r>
+          </w:p>
+        </w:tc>
+        <w:tc>
+          <w:tcPr>
+            <w:tcW w:type="dxa" w:w="1080"/>
+          </w:tcPr>
+          <w:p>
+            <w:r>
+              <w:rPr>
+                <w:rFonts w:ascii="Times New Roman" w:hAnsi="Times New Roman" w:eastAsia="新細明體"/>
+                <w:sz w:val="18"/>
+              </w:rPr>
+              <w:t>t-2</w:t>
+            </w:r>
+          </w:p>
+        </w:tc>
+        <w:tc>
+          <w:tcPr>
+            <w:tcW w:type="dxa" w:w="1080"/>
+          </w:tcPr>
+          <w:p>
+            <w:r>
+              <w:rPr>
+                <w:rFonts w:ascii="Times New Roman" w:hAnsi="Times New Roman" w:eastAsia="新細明體"/>
+                <w:sz w:val="18"/>
+              </w:rPr>
+              <w:t>4.0905</w:t>
+            </w:r>
+          </w:p>
+        </w:tc>
+        <w:tc>
+          <w:tcPr>
+            <w:tcW w:type="dxa" w:w="1080"/>
+          </w:tcPr>
+          <w:p>
+            <w:r>
+              <w:rPr>
+                <w:rFonts w:ascii="Times New Roman" w:hAnsi="Times New Roman" w:eastAsia="新細明體"/>
+                <w:sz w:val="18"/>
+              </w:rPr>
+              <w:t>n.s.</w:t>
+            </w:r>
+          </w:p>
+        </w:tc>
+        <w:tc>
+          <w:tcPr>
+            <w:tcW w:type="dxa" w:w="1080"/>
+          </w:tcPr>
+          <w:p>
+            <w:r>
+              <w:rPr>
+                <w:rFonts w:ascii="Times New Roman" w:hAnsi="Times New Roman" w:eastAsia="新細明體"/>
+                <w:sz w:val="18"/>
+              </w:rPr>
+              <w:t>0.0001</w:t>
+            </w:r>
+          </w:p>
+        </w:tc>
+        <w:tc>
+          <w:tcPr>
+            <w:tcW w:type="dxa" w:w="1080"/>
+          </w:tcPr>
+          <w:p>
+            <w:r>
+              <w:rPr>
+                <w:rFonts w:ascii="Times New Roman" w:hAnsi="Times New Roman" w:eastAsia="新細明體"/>
+                <w:sz w:val="18"/>
+              </w:rPr>
+              <w:t>n.s.</w:t>
+            </w:r>
+          </w:p>
+        </w:tc>
+        <w:tc>
+          <w:tcPr>
+            <w:tcW w:type="dxa" w:w="1080"/>
+          </w:tcPr>
+          <w:p>
+            <w:r>
+              <w:rPr>
+                <w:rFonts w:ascii="Times New Roman" w:hAnsi="Times New Roman" w:eastAsia="新細明體"/>
+                <w:sz w:val="18"/>
+              </w:rPr>
+              <w:t>132</w:t>
+            </w:r>
+          </w:p>
+        </w:tc>
+      </w:tr>
+      <w:tr>
+        <w:tc>
+          <w:tcPr>
+            <w:tcW w:type="dxa" w:w="1080"/>
+          </w:tcPr>
+          <w:p>
+            <w:r>
+              <w:rPr>
+                <w:rFonts w:ascii="Times New Roman" w:hAnsi="Times New Roman" w:eastAsia="新細明體"/>
+                <w:sz w:val="18"/>
+              </w:rPr>
+              <w:t>水揭露</w:t>
+            </w:r>
+          </w:p>
+        </w:tc>
+        <w:tc>
+          <w:tcPr>
+            <w:tcW w:type="dxa" w:w="1080"/>
+          </w:tcPr>
+          <w:p>
+            <w:r>
+              <w:rPr>
+                <w:rFonts w:ascii="Times New Roman" w:hAnsi="Times New Roman" w:eastAsia="新細明體"/>
+                <w:sz w:val="18"/>
+              </w:rPr>
+              <w:t>全樣本</w:t>
+            </w:r>
+          </w:p>
+        </w:tc>
+        <w:tc>
+          <w:tcPr>
+            <w:tcW w:type="dxa" w:w="1080"/>
+          </w:tcPr>
+          <w:p>
+            <w:r>
+              <w:rPr>
+                <w:rFonts w:ascii="Times New Roman" w:hAnsi="Times New Roman" w:eastAsia="新細明體"/>
+                <w:sz w:val="18"/>
+              </w:rPr>
+              <w:t>t-0</w:t>
+            </w:r>
+          </w:p>
+        </w:tc>
+        <w:tc>
+          <w:tcPr>
+            <w:tcW w:type="dxa" w:w="1080"/>
+          </w:tcPr>
+          <w:p>
+            <w:r>
+              <w:rPr>
+                <w:rFonts w:ascii="Times New Roman" w:hAnsi="Times New Roman" w:eastAsia="新細明體"/>
+                <w:sz w:val="18"/>
+              </w:rPr>
+              <w:t>-0.1473</w:t>
+            </w:r>
+          </w:p>
+        </w:tc>
+        <w:tc>
+          <w:tcPr>
+            <w:tcW w:type="dxa" w:w="1080"/>
+          </w:tcPr>
+          <w:p>
+            <w:r>
+              <w:rPr>
+                <w:rFonts w:ascii="Times New Roman" w:hAnsi="Times New Roman" w:eastAsia="新細明體"/>
+                <w:sz w:val="18"/>
+              </w:rPr>
+              <w:t>n.s.</w:t>
+            </w:r>
+          </w:p>
+        </w:tc>
+        <w:tc>
+          <w:tcPr>
+            <w:tcW w:type="dxa" w:w="1080"/>
+          </w:tcPr>
+          <w:p>
+            <w:r>
+              <w:rPr>
+                <w:rFonts w:ascii="Times New Roman" w:hAnsi="Times New Roman" w:eastAsia="新細明體"/>
+                <w:sz w:val="18"/>
+              </w:rPr>
+              <w:t>0.0354</w:t>
+            </w:r>
+          </w:p>
+        </w:tc>
+        <w:tc>
+          <w:tcPr>
+            <w:tcW w:type="dxa" w:w="1080"/>
+          </w:tcPr>
+          <w:p>
+            <w:r>
+              <w:rPr>
+                <w:rFonts w:ascii="Times New Roman" w:hAnsi="Times New Roman" w:eastAsia="新細明體"/>
+                <w:sz w:val="18"/>
+              </w:rPr>
+              <w:t>n.s.</w:t>
+            </w:r>
+          </w:p>
+        </w:tc>
+        <w:tc>
+          <w:tcPr>
+            <w:tcW w:type="dxa" w:w="1080"/>
+          </w:tcPr>
+          <w:p>
+            <w:r>
+              <w:rPr>
+                <w:rFonts w:ascii="Times New Roman" w:hAnsi="Times New Roman" w:eastAsia="新細明體"/>
+                <w:sz w:val="18"/>
+              </w:rPr>
+              <w:t>16,661</w:t>
+            </w:r>
+          </w:p>
+        </w:tc>
+      </w:tr>
+      <w:tr>
+        <w:tc>
+          <w:tcPr>
+            <w:tcW w:type="dxa" w:w="1080"/>
+          </w:tcPr>
+          <w:p>
+            <w:r>
+              <w:rPr>
+                <w:rFonts w:ascii="Times New Roman" w:hAnsi="Times New Roman" w:eastAsia="新細明體"/>
+                <w:sz w:val="18"/>
+              </w:rPr>
+              <w:t>水揭露</w:t>
+            </w:r>
+          </w:p>
+        </w:tc>
+        <w:tc>
+          <w:tcPr>
+            <w:tcW w:type="dxa" w:w="1080"/>
+          </w:tcPr>
+          <w:p>
+            <w:r>
+              <w:rPr>
+                <w:rFonts w:ascii="Times New Roman" w:hAnsi="Times New Roman" w:eastAsia="新細明體"/>
+                <w:sz w:val="18"/>
+              </w:rPr>
+              <w:t>全樣本</w:t>
+            </w:r>
+          </w:p>
+        </w:tc>
+        <w:tc>
+          <w:tcPr>
+            <w:tcW w:type="dxa" w:w="1080"/>
+          </w:tcPr>
+          <w:p>
+            <w:r>
+              <w:rPr>
+                <w:rFonts w:ascii="Times New Roman" w:hAnsi="Times New Roman" w:eastAsia="新細明體"/>
+                <w:sz w:val="18"/>
+              </w:rPr>
+              <w:t>t-1</w:t>
+            </w:r>
+          </w:p>
+        </w:tc>
+        <w:tc>
+          <w:tcPr>
+            <w:tcW w:type="dxa" w:w="1080"/>
+          </w:tcPr>
+          <w:p>
+            <w:r>
+              <w:rPr>
+                <w:rFonts w:ascii="Times New Roman" w:hAnsi="Times New Roman" w:eastAsia="新細明體"/>
+                <w:sz w:val="18"/>
+              </w:rPr>
+              <w:t>-0.1636</w:t>
+            </w:r>
+          </w:p>
+        </w:tc>
+        <w:tc>
+          <w:tcPr>
+            <w:tcW w:type="dxa" w:w="1080"/>
+          </w:tcPr>
+          <w:p>
+            <w:r>
+              <w:rPr>
+                <w:rFonts w:ascii="Times New Roman" w:hAnsi="Times New Roman" w:eastAsia="新細明體"/>
+                <w:sz w:val="18"/>
+              </w:rPr>
+              <w:t>n.s.</w:t>
+            </w:r>
+          </w:p>
+        </w:tc>
+        <w:tc>
+          <w:tcPr>
+            <w:tcW w:type="dxa" w:w="1080"/>
+          </w:tcPr>
+          <w:p>
+            <w:r>
+              <w:rPr>
+                <w:rFonts w:ascii="Times New Roman" w:hAnsi="Times New Roman" w:eastAsia="新細明體"/>
+                <w:sz w:val="18"/>
+              </w:rPr>
+              <w:t>0.0062</w:t>
+            </w:r>
+          </w:p>
+        </w:tc>
+        <w:tc>
+          <w:tcPr>
+            <w:tcW w:type="dxa" w:w="1080"/>
+          </w:tcPr>
+          <w:p>
+            <w:r>
+              <w:rPr>
+                <w:rFonts w:ascii="Times New Roman" w:hAnsi="Times New Roman" w:eastAsia="新細明體"/>
+                <w:sz w:val="18"/>
+              </w:rPr>
+              <w:t>n.s.</w:t>
+            </w:r>
+          </w:p>
+        </w:tc>
+        <w:tc>
+          <w:tcPr>
+            <w:tcW w:type="dxa" w:w="1080"/>
+          </w:tcPr>
+          <w:p>
+            <w:r>
+              <w:rPr>
+                <w:rFonts w:ascii="Times New Roman" w:hAnsi="Times New Roman" w:eastAsia="新細明體"/>
+                <w:sz w:val="18"/>
+              </w:rPr>
+              <w:t>16,661</w:t>
+            </w:r>
+          </w:p>
+        </w:tc>
+      </w:tr>
+      <w:tr>
+        <w:tc>
+          <w:tcPr>
+            <w:tcW w:type="dxa" w:w="1080"/>
+          </w:tcPr>
+          <w:p>
+            <w:r>
+              <w:rPr>
+                <w:rFonts w:ascii="Times New Roman" w:hAnsi="Times New Roman" w:eastAsia="新細明體"/>
+                <w:sz w:val="18"/>
+              </w:rPr>
+              <w:t>水揭露</w:t>
+            </w:r>
+          </w:p>
+        </w:tc>
+        <w:tc>
+          <w:tcPr>
+            <w:tcW w:type="dxa" w:w="1080"/>
+          </w:tcPr>
+          <w:p>
+            <w:r>
+              <w:rPr>
+                <w:rFonts w:ascii="Times New Roman" w:hAnsi="Times New Roman" w:eastAsia="新細明體"/>
+                <w:sz w:val="18"/>
+              </w:rPr>
+              <w:t>全樣本</w:t>
+            </w:r>
+          </w:p>
+        </w:tc>
+        <w:tc>
+          <w:tcPr>
+            <w:tcW w:type="dxa" w:w="1080"/>
+          </w:tcPr>
+          <w:p>
+            <w:r>
+              <w:rPr>
+                <w:rFonts w:ascii="Times New Roman" w:hAnsi="Times New Roman" w:eastAsia="新細明體"/>
+                <w:sz w:val="18"/>
+              </w:rPr>
+              <w:t>t-2</w:t>
+            </w:r>
+          </w:p>
+        </w:tc>
+        <w:tc>
+          <w:tcPr>
+            <w:tcW w:type="dxa" w:w="1080"/>
+          </w:tcPr>
+          <w:p>
+            <w:r>
+              <w:rPr>
+                <w:rFonts w:ascii="Times New Roman" w:hAnsi="Times New Roman" w:eastAsia="新細明體"/>
+                <w:sz w:val="18"/>
+              </w:rPr>
+              <w:t>-0.1588</w:t>
+            </w:r>
+          </w:p>
+        </w:tc>
+        <w:tc>
+          <w:tcPr>
+            <w:tcW w:type="dxa" w:w="1080"/>
+          </w:tcPr>
+          <w:p>
+            <w:r>
+              <w:rPr>
+                <w:rFonts w:ascii="Times New Roman" w:hAnsi="Times New Roman" w:eastAsia="新細明體"/>
+                <w:sz w:val="18"/>
+              </w:rPr>
+              <w:t>n.s.</w:t>
+            </w:r>
+          </w:p>
+        </w:tc>
+        <w:tc>
+          <w:tcPr>
+            <w:tcW w:type="dxa" w:w="1080"/>
+          </w:tcPr>
+          <w:p>
+            <w:r>
+              <w:rPr>
+                <w:rFonts w:ascii="Times New Roman" w:hAnsi="Times New Roman" w:eastAsia="新細明體"/>
+                <w:sz w:val="18"/>
+              </w:rPr>
+              <w:t>0.0103</w:t>
+            </w:r>
+          </w:p>
+        </w:tc>
+        <w:tc>
+          <w:tcPr>
+            <w:tcW w:type="dxa" w:w="1080"/>
+          </w:tcPr>
+          <w:p>
+            <w:r>
+              <w:rPr>
+                <w:rFonts w:ascii="Times New Roman" w:hAnsi="Times New Roman" w:eastAsia="新細明體"/>
+                <w:sz w:val="18"/>
+              </w:rPr>
+              <w:t>n.s.</w:t>
+            </w:r>
+          </w:p>
+        </w:tc>
+        <w:tc>
+          <w:tcPr>
+            <w:tcW w:type="dxa" w:w="1080"/>
+          </w:tcPr>
+          <w:p>
+            <w:r>
+              <w:rPr>
+                <w:rFonts w:ascii="Times New Roman" w:hAnsi="Times New Roman" w:eastAsia="新細明體"/>
+                <w:sz w:val="18"/>
+              </w:rPr>
+              <w:t>16,661</w:t>
+            </w:r>
+          </w:p>
+        </w:tc>
+      </w:tr>
+      <w:tr>
+        <w:tc>
+          <w:tcPr>
+            <w:tcW w:type="dxa" w:w="1080"/>
+          </w:tcPr>
+          <w:p>
+            <w:r>
+              <w:rPr>
+                <w:rFonts w:ascii="Times New Roman" w:hAnsi="Times New Roman" w:eastAsia="新細明體"/>
+                <w:sz w:val="18"/>
+              </w:rPr>
+              <w:t>水揭露</w:t>
+            </w:r>
+          </w:p>
+        </w:tc>
+        <w:tc>
+          <w:tcPr>
+            <w:tcW w:type="dxa" w:w="1080"/>
+          </w:tcPr>
+          <w:p>
+            <w:r>
+              <w:rPr>
+                <w:rFonts w:ascii="Times New Roman" w:hAnsi="Times New Roman" w:eastAsia="新細明體"/>
+                <w:sz w:val="18"/>
+              </w:rPr>
+              <w:t>高耗水</w:t>
+            </w:r>
+          </w:p>
+        </w:tc>
+        <w:tc>
+          <w:tcPr>
+            <w:tcW w:type="dxa" w:w="1080"/>
+          </w:tcPr>
+          <w:p>
+            <w:r>
+              <w:rPr>
+                <w:rFonts w:ascii="Times New Roman" w:hAnsi="Times New Roman" w:eastAsia="新細明體"/>
+                <w:sz w:val="18"/>
+              </w:rPr>
+              <w:t>t-0</w:t>
+            </w:r>
+          </w:p>
+        </w:tc>
+        <w:tc>
+          <w:tcPr>
+            <w:tcW w:type="dxa" w:w="1080"/>
+          </w:tcPr>
+          <w:p>
+            <w:r>
+              <w:rPr>
+                <w:rFonts w:ascii="Times New Roman" w:hAnsi="Times New Roman" w:eastAsia="新細明體"/>
+                <w:sz w:val="18"/>
+              </w:rPr>
+              <w:t>-0.0964</w:t>
+            </w:r>
+          </w:p>
+        </w:tc>
+        <w:tc>
+          <w:tcPr>
+            <w:tcW w:type="dxa" w:w="1080"/>
+          </w:tcPr>
+          <w:p>
+            <w:r>
+              <w:rPr>
+                <w:rFonts w:ascii="Times New Roman" w:hAnsi="Times New Roman" w:eastAsia="新細明體"/>
+                <w:sz w:val="18"/>
+              </w:rPr>
+              <w:t>n.s.</w:t>
+            </w:r>
+          </w:p>
+        </w:tc>
+        <w:tc>
+          <w:tcPr>
+            <w:tcW w:type="dxa" w:w="1080"/>
+          </w:tcPr>
+          <w:p>
+            <w:r>
+              <w:rPr>
+                <w:rFonts w:ascii="Times New Roman" w:hAnsi="Times New Roman" w:eastAsia="新細明體"/>
+                <w:sz w:val="18"/>
+              </w:rPr>
+              <w:t>0.0923</w:t>
+            </w:r>
+          </w:p>
+        </w:tc>
+        <w:tc>
+          <w:tcPr>
+            <w:tcW w:type="dxa" w:w="1080"/>
+          </w:tcPr>
+          <w:p>
+            <w:r>
+              <w:rPr>
+                <w:rFonts w:ascii="Times New Roman" w:hAnsi="Times New Roman" w:eastAsia="新細明體"/>
+                <w:sz w:val="18"/>
+              </w:rPr>
+              <w:t>*</w:t>
+            </w:r>
+          </w:p>
+        </w:tc>
+        <w:tc>
+          <w:tcPr>
+            <w:tcW w:type="dxa" w:w="1080"/>
+          </w:tcPr>
+          <w:p>
+            <w:r>
+              <w:rPr>
+                <w:rFonts w:ascii="Times New Roman" w:hAnsi="Times New Roman" w:eastAsia="新細明體"/>
+                <w:sz w:val="18"/>
+              </w:rPr>
+              <w:t>11,301</w:t>
+            </w:r>
+          </w:p>
+        </w:tc>
+      </w:tr>
+      <w:tr>
+        <w:tc>
+          <w:tcPr>
+            <w:tcW w:type="dxa" w:w="1080"/>
+          </w:tcPr>
+          <w:p>
+            <w:r>
+              <w:rPr>
+                <w:rFonts w:ascii="Times New Roman" w:hAnsi="Times New Roman" w:eastAsia="新細明體"/>
+                <w:sz w:val="18"/>
+              </w:rPr>
+              <w:t>水揭露</w:t>
+            </w:r>
+          </w:p>
+        </w:tc>
+        <w:tc>
+          <w:tcPr>
+            <w:tcW w:type="dxa" w:w="1080"/>
+          </w:tcPr>
+          <w:p>
+            <w:r>
+              <w:rPr>
+                <w:rFonts w:ascii="Times New Roman" w:hAnsi="Times New Roman" w:eastAsia="新細明體"/>
+                <w:sz w:val="18"/>
+              </w:rPr>
+              <w:t>高耗水</w:t>
+            </w:r>
+          </w:p>
+        </w:tc>
+        <w:tc>
+          <w:tcPr>
+            <w:tcW w:type="dxa" w:w="1080"/>
+          </w:tcPr>
+          <w:p>
+            <w:r>
+              <w:rPr>
+                <w:rFonts w:ascii="Times New Roman" w:hAnsi="Times New Roman" w:eastAsia="新細明體"/>
+                <w:sz w:val="18"/>
+              </w:rPr>
+              <w:t>t-1</w:t>
+            </w:r>
+          </w:p>
+        </w:tc>
+        <w:tc>
+          <w:tcPr>
+            <w:tcW w:type="dxa" w:w="1080"/>
+          </w:tcPr>
+          <w:p>
+            <w:r>
+              <w:rPr>
+                <w:rFonts w:ascii="Times New Roman" w:hAnsi="Times New Roman" w:eastAsia="新細明體"/>
+                <w:sz w:val="18"/>
+              </w:rPr>
+              <w:t>-0.1499</w:t>
+            </w:r>
+          </w:p>
+        </w:tc>
+        <w:tc>
+          <w:tcPr>
+            <w:tcW w:type="dxa" w:w="1080"/>
+          </w:tcPr>
+          <w:p>
+            <w:r>
+              <w:rPr>
+                <w:rFonts w:ascii="Times New Roman" w:hAnsi="Times New Roman" w:eastAsia="新細明體"/>
+                <w:sz w:val="18"/>
+              </w:rPr>
+              <w:t>n.s.</w:t>
+            </w:r>
+          </w:p>
+        </w:tc>
+        <w:tc>
+          <w:tcPr>
+            <w:tcW w:type="dxa" w:w="1080"/>
+          </w:tcPr>
+          <w:p>
+            <w:r>
+              <w:rPr>
+                <w:rFonts w:ascii="Times New Roman" w:hAnsi="Times New Roman" w:eastAsia="新細明體"/>
+                <w:sz w:val="18"/>
+              </w:rPr>
+              <w:t>0.0245</w:t>
+            </w:r>
+          </w:p>
+        </w:tc>
+        <w:tc>
+          <w:tcPr>
+            <w:tcW w:type="dxa" w:w="1080"/>
+          </w:tcPr>
+          <w:p>
+            <w:r>
+              <w:rPr>
+                <w:rFonts w:ascii="Times New Roman" w:hAnsi="Times New Roman" w:eastAsia="新細明體"/>
+                <w:sz w:val="18"/>
+              </w:rPr>
+              <w:t>n.s.</w:t>
+            </w:r>
+          </w:p>
+        </w:tc>
+        <w:tc>
+          <w:tcPr>
+            <w:tcW w:type="dxa" w:w="1080"/>
+          </w:tcPr>
+          <w:p>
+            <w:r>
+              <w:rPr>
+                <w:rFonts w:ascii="Times New Roman" w:hAnsi="Times New Roman" w:eastAsia="新細明體"/>
+                <w:sz w:val="18"/>
+              </w:rPr>
+              <w:t>11,301</w:t>
+            </w:r>
+          </w:p>
+        </w:tc>
+      </w:tr>
+      <w:tr>
+        <w:tc>
+          <w:tcPr>
+            <w:tcW w:type="dxa" w:w="1080"/>
+          </w:tcPr>
+          <w:p>
+            <w:r>
+              <w:rPr>
+                <w:rFonts w:ascii="Times New Roman" w:hAnsi="Times New Roman" w:eastAsia="新細明體"/>
+                <w:sz w:val="18"/>
+              </w:rPr>
+              <w:t>水揭露</w:t>
+            </w:r>
+          </w:p>
+        </w:tc>
+        <w:tc>
+          <w:tcPr>
+            <w:tcW w:type="dxa" w:w="1080"/>
+          </w:tcPr>
+          <w:p>
+            <w:r>
+              <w:rPr>
+                <w:rFonts w:ascii="Times New Roman" w:hAnsi="Times New Roman" w:eastAsia="新細明體"/>
+                <w:sz w:val="18"/>
+              </w:rPr>
+              <w:t>高耗水</w:t>
+            </w:r>
+          </w:p>
+        </w:tc>
+        <w:tc>
+          <w:tcPr>
+            <w:tcW w:type="dxa" w:w="1080"/>
+          </w:tcPr>
+          <w:p>
+            <w:r>
+              <w:rPr>
+                <w:rFonts w:ascii="Times New Roman" w:hAnsi="Times New Roman" w:eastAsia="新細明體"/>
+                <w:sz w:val="18"/>
+              </w:rPr>
+              <w:t>t-2</w:t>
+            </w:r>
+          </w:p>
+        </w:tc>
+        <w:tc>
+          <w:tcPr>
+            <w:tcW w:type="dxa" w:w="1080"/>
+          </w:tcPr>
+          <w:p>
+            <w:r>
+              <w:rPr>
+                <w:rFonts w:ascii="Times New Roman" w:hAnsi="Times New Roman" w:eastAsia="新細明體"/>
+                <w:sz w:val="18"/>
+              </w:rPr>
+              <w:t>-0.1554</w:t>
+            </w:r>
+          </w:p>
+        </w:tc>
+        <w:tc>
+          <w:tcPr>
+            <w:tcW w:type="dxa" w:w="1080"/>
+          </w:tcPr>
+          <w:p>
+            <w:r>
+              <w:rPr>
+                <w:rFonts w:ascii="Times New Roman" w:hAnsi="Times New Roman" w:eastAsia="新細明體"/>
+                <w:sz w:val="18"/>
+              </w:rPr>
+              <w:t>n.s.</w:t>
+            </w:r>
+          </w:p>
+        </w:tc>
+        <w:tc>
+          <w:tcPr>
+            <w:tcW w:type="dxa" w:w="1080"/>
+          </w:tcPr>
+          <w:p>
+            <w:r>
+              <w:rPr>
+                <w:rFonts w:ascii="Times New Roman" w:hAnsi="Times New Roman" w:eastAsia="新細明體"/>
+                <w:sz w:val="18"/>
+              </w:rPr>
+              <w:t>0.0166</w:t>
+            </w:r>
+          </w:p>
+        </w:tc>
+        <w:tc>
+          <w:tcPr>
+            <w:tcW w:type="dxa" w:w="1080"/>
+          </w:tcPr>
+          <w:p>
+            <w:r>
+              <w:rPr>
+                <w:rFonts w:ascii="Times New Roman" w:hAnsi="Times New Roman" w:eastAsia="新細明體"/>
+                <w:sz w:val="18"/>
+              </w:rPr>
+              <w:t>n.s.</w:t>
+            </w:r>
+          </w:p>
+        </w:tc>
+        <w:tc>
+          <w:tcPr>
+            <w:tcW w:type="dxa" w:w="1080"/>
+          </w:tcPr>
+          <w:p>
+            <w:r>
+              <w:rPr>
+                <w:rFonts w:ascii="Times New Roman" w:hAnsi="Times New Roman" w:eastAsia="新細明體"/>
+                <w:sz w:val="18"/>
+              </w:rPr>
+              <w:t>11,301</w:t>
+            </w:r>
+          </w:p>
+        </w:tc>
+      </w:tr>
+      <w:tr>
+        <w:tc>
+          <w:tcPr>
+            <w:tcW w:type="dxa" w:w="1080"/>
+          </w:tcPr>
+          <w:p>
+            <w:r>
+              <w:rPr>
+                <w:rFonts w:ascii="Times New Roman" w:hAnsi="Times New Roman" w:eastAsia="新細明體"/>
+                <w:sz w:val="18"/>
+              </w:rPr>
+              <w:t>水揭露</w:t>
+            </w:r>
+          </w:p>
+        </w:tc>
+        <w:tc>
+          <w:tcPr>
+            <w:tcW w:type="dxa" w:w="1080"/>
+          </w:tcPr>
+          <w:p>
+            <w:r>
+              <w:rPr>
+                <w:rFonts w:ascii="Times New Roman" w:hAnsi="Times New Roman" w:eastAsia="新細明體"/>
+                <w:sz w:val="18"/>
+              </w:rPr>
+              <w:t>低耗水</w:t>
+            </w:r>
+          </w:p>
+        </w:tc>
+        <w:tc>
+          <w:tcPr>
+            <w:tcW w:type="dxa" w:w="1080"/>
+          </w:tcPr>
+          <w:p>
+            <w:r>
+              <w:rPr>
+                <w:rFonts w:ascii="Times New Roman" w:hAnsi="Times New Roman" w:eastAsia="新細明體"/>
+                <w:sz w:val="18"/>
+              </w:rPr>
+              <w:t>t-0</w:t>
+            </w:r>
+          </w:p>
+        </w:tc>
+        <w:tc>
+          <w:tcPr>
+            <w:tcW w:type="dxa" w:w="1080"/>
+          </w:tcPr>
+          <w:p>
+            <w:r>
+              <w:rPr>
+                <w:rFonts w:ascii="Times New Roman" w:hAnsi="Times New Roman" w:eastAsia="新細明體"/>
+                <w:sz w:val="18"/>
+              </w:rPr>
+              <w:t>-0.2677</w:t>
+            </w:r>
+          </w:p>
+        </w:tc>
+        <w:tc>
+          <w:tcPr>
+            <w:tcW w:type="dxa" w:w="1080"/>
+          </w:tcPr>
+          <w:p>
+            <w:r>
+              <w:rPr>
+                <w:rFonts w:ascii="Times New Roman" w:hAnsi="Times New Roman" w:eastAsia="新細明體"/>
+                <w:sz w:val="18"/>
+              </w:rPr>
+              <w:t>n.s.</w:t>
+            </w:r>
+          </w:p>
+        </w:tc>
+        <w:tc>
+          <w:tcPr>
+            <w:tcW w:type="dxa" w:w="1080"/>
+          </w:tcPr>
+          <w:p>
+            <w:r>
+              <w:rPr>
+                <w:rFonts w:ascii="Times New Roman" w:hAnsi="Times New Roman" w:eastAsia="新細明體"/>
+                <w:sz w:val="18"/>
+              </w:rPr>
+              <w:t>-0.0877</w:t>
+            </w:r>
+          </w:p>
+        </w:tc>
+        <w:tc>
+          <w:tcPr>
+            <w:tcW w:type="dxa" w:w="1080"/>
+          </w:tcPr>
+          <w:p>
+            <w:r>
+              <w:rPr>
+                <w:rFonts w:ascii="Times New Roman" w:hAnsi="Times New Roman" w:eastAsia="新細明體"/>
+                <w:sz w:val="18"/>
+              </w:rPr>
+              <w:t>*</w:t>
+            </w:r>
+          </w:p>
+        </w:tc>
+        <w:tc>
+          <w:tcPr>
+            <w:tcW w:type="dxa" w:w="1080"/>
+          </w:tcPr>
+          <w:p>
+            <w:r>
+              <w:rPr>
+                <w:rFonts w:ascii="Times New Roman" w:hAnsi="Times New Roman" w:eastAsia="新細明體"/>
+                <w:sz w:val="18"/>
+              </w:rPr>
+              <w:t>5,360</w:t>
+            </w:r>
+          </w:p>
+        </w:tc>
+      </w:tr>
+      <w:tr>
+        <w:tc>
+          <w:tcPr>
+            <w:tcW w:type="dxa" w:w="1080"/>
+          </w:tcPr>
+          <w:p>
+            <w:r>
+              <w:rPr>
+                <w:rFonts w:ascii="Times New Roman" w:hAnsi="Times New Roman" w:eastAsia="新細明體"/>
+                <w:sz w:val="18"/>
+              </w:rPr>
+              <w:t>水揭露</w:t>
+            </w:r>
+          </w:p>
+        </w:tc>
+        <w:tc>
+          <w:tcPr>
+            <w:tcW w:type="dxa" w:w="1080"/>
+          </w:tcPr>
+          <w:p>
+            <w:r>
+              <w:rPr>
+                <w:rFonts w:ascii="Times New Roman" w:hAnsi="Times New Roman" w:eastAsia="新細明體"/>
+                <w:sz w:val="18"/>
+              </w:rPr>
+              <w:t>低耗水</w:t>
+            </w:r>
+          </w:p>
+        </w:tc>
+        <w:tc>
+          <w:tcPr>
+            <w:tcW w:type="dxa" w:w="1080"/>
+          </w:tcPr>
+          <w:p>
+            <w:r>
+              <w:rPr>
+                <w:rFonts w:ascii="Times New Roman" w:hAnsi="Times New Roman" w:eastAsia="新細明體"/>
+                <w:sz w:val="18"/>
+              </w:rPr>
+              <w:t>t-1</w:t>
+            </w:r>
+          </w:p>
+        </w:tc>
+        <w:tc>
+          <w:tcPr>
+            <w:tcW w:type="dxa" w:w="1080"/>
+          </w:tcPr>
+          <w:p>
+            <w:r>
+              <w:rPr>
+                <w:rFonts w:ascii="Times New Roman" w:hAnsi="Times New Roman" w:eastAsia="新細明體"/>
+                <w:sz w:val="18"/>
+              </w:rPr>
+              <w:t>-0.2486</w:t>
+            </w:r>
+          </w:p>
+        </w:tc>
+        <w:tc>
+          <w:tcPr>
+            <w:tcW w:type="dxa" w:w="1080"/>
+          </w:tcPr>
+          <w:p>
+            <w:r>
+              <w:rPr>
+                <w:rFonts w:ascii="Times New Roman" w:hAnsi="Times New Roman" w:eastAsia="新細明體"/>
+                <w:sz w:val="18"/>
+              </w:rPr>
+              <w:t>n.s.</w:t>
+            </w:r>
+          </w:p>
+        </w:tc>
+        <w:tc>
+          <w:tcPr>
+            <w:tcW w:type="dxa" w:w="1080"/>
+          </w:tcPr>
+          <w:p>
+            <w:r>
+              <w:rPr>
+                <w:rFonts w:ascii="Times New Roman" w:hAnsi="Times New Roman" w:eastAsia="新細明體"/>
+                <w:sz w:val="18"/>
+              </w:rPr>
+              <w:t>-0.0365</w:t>
+            </w:r>
+          </w:p>
+        </w:tc>
+        <w:tc>
+          <w:tcPr>
+            <w:tcW w:type="dxa" w:w="1080"/>
+          </w:tcPr>
+          <w:p>
+            <w:r>
+              <w:rPr>
+                <w:rFonts w:ascii="Times New Roman" w:hAnsi="Times New Roman" w:eastAsia="新細明體"/>
+                <w:sz w:val="18"/>
+              </w:rPr>
+              <w:t>n.s.</w:t>
+            </w:r>
+          </w:p>
+        </w:tc>
+        <w:tc>
+          <w:tcPr>
+            <w:tcW w:type="dxa" w:w="1080"/>
+          </w:tcPr>
+          <w:p>
+            <w:r>
+              <w:rPr>
+                <w:rFonts w:ascii="Times New Roman" w:hAnsi="Times New Roman" w:eastAsia="新細明體"/>
+                <w:sz w:val="18"/>
+              </w:rPr>
+              <w:t>5,360</w:t>
+            </w:r>
+          </w:p>
+        </w:tc>
+      </w:tr>
+      <w:tr>
+        <w:tc>
+          <w:tcPr>
+            <w:tcW w:type="dxa" w:w="1080"/>
+          </w:tcPr>
+          <w:p>
+            <w:r>
+              <w:rPr>
+                <w:rFonts w:ascii="Times New Roman" w:hAnsi="Times New Roman" w:eastAsia="新細明體"/>
+                <w:sz w:val="18"/>
+              </w:rPr>
+              <w:t>水揭露</w:t>
+            </w:r>
+          </w:p>
+        </w:tc>
+        <w:tc>
+          <w:tcPr>
+            <w:tcW w:type="dxa" w:w="1080"/>
+          </w:tcPr>
+          <w:p>
+            <w:r>
+              <w:rPr>
+                <w:rFonts w:ascii="Times New Roman" w:hAnsi="Times New Roman" w:eastAsia="新細明體"/>
+                <w:sz w:val="18"/>
+              </w:rPr>
+              <w:t>低耗水</w:t>
+            </w:r>
+          </w:p>
+        </w:tc>
+        <w:tc>
+          <w:tcPr>
+            <w:tcW w:type="dxa" w:w="1080"/>
+          </w:tcPr>
+          <w:p>
+            <w:r>
+              <w:rPr>
+                <w:rFonts w:ascii="Times New Roman" w:hAnsi="Times New Roman" w:eastAsia="新細明體"/>
+                <w:sz w:val="18"/>
+              </w:rPr>
+              <w:t>t-2</w:t>
+            </w:r>
+          </w:p>
+        </w:tc>
+        <w:tc>
+          <w:tcPr>
+            <w:tcW w:type="dxa" w:w="1080"/>
+          </w:tcPr>
+          <w:p>
+            <w:r>
+              <w:rPr>
+                <w:rFonts w:ascii="Times New Roman" w:hAnsi="Times New Roman" w:eastAsia="新細明體"/>
+                <w:sz w:val="18"/>
+              </w:rPr>
+              <w:t>-0.2275</w:t>
+            </w:r>
+          </w:p>
+        </w:tc>
+        <w:tc>
+          <w:tcPr>
+            <w:tcW w:type="dxa" w:w="1080"/>
+          </w:tcPr>
+          <w:p>
+            <w:r>
+              <w:rPr>
+                <w:rFonts w:ascii="Times New Roman" w:hAnsi="Times New Roman" w:eastAsia="新細明體"/>
+                <w:sz w:val="18"/>
+              </w:rPr>
+              <w:t>n.s.</w:t>
+            </w:r>
+          </w:p>
+        </w:tc>
+        <w:tc>
+          <w:tcPr>
+            <w:tcW w:type="dxa" w:w="1080"/>
+          </w:tcPr>
+          <w:p>
+            <w:r>
+              <w:rPr>
+                <w:rFonts w:ascii="Times New Roman" w:hAnsi="Times New Roman" w:eastAsia="新細明體"/>
+                <w:sz w:val="18"/>
+              </w:rPr>
+              <w:t>0.0020</w:t>
+            </w:r>
+          </w:p>
+        </w:tc>
+        <w:tc>
+          <w:tcPr>
+            <w:tcW w:type="dxa" w:w="1080"/>
+          </w:tcPr>
+          <w:p>
+            <w:r>
+              <w:rPr>
+                <w:rFonts w:ascii="Times New Roman" w:hAnsi="Times New Roman" w:eastAsia="新細明體"/>
+                <w:sz w:val="18"/>
+              </w:rPr>
+              <w:t>n.s.</w:t>
+            </w:r>
+          </w:p>
+        </w:tc>
+        <w:tc>
+          <w:tcPr>
+            <w:tcW w:type="dxa" w:w="1080"/>
+          </w:tcPr>
+          <w:p>
+            <w:r>
+              <w:rPr>
+                <w:rFonts w:ascii="Times New Roman" w:hAnsi="Times New Roman" w:eastAsia="新細明體"/>
+                <w:sz w:val="18"/>
+              </w:rPr>
+              <w:t>5,360</w:t>
             </w:r>
           </w:p>
         </w:tc>
@@ -5451,7 +7397,7 @@
           <w:b w:val="0"/>
           <w:sz w:val="24"/>
         </w:rPr>
-        <w:t>本研究以台灣製造業 2014–2024 年資料，檢視水管理績效與水資訊揭露對成本黏性之影響。實證結果顯示樣本整體存在顯著成本黏性，但水回收率與水資訊揭露之調節效果在主分析與穩健性檢定中均不顯著。可能原因包括：具水回收率揭露之樣本仍相對有限、水資訊揭露的品質與可比較性尚待提升，以及水管理投資對成本結構的影響需更長期間方能顯現。</w:t>
+        <w:t>本研究延伸成本黏性架構，納入水管理變數之遞延效果與高／低耗水產業異質性。結果顯示樣本整體存在顯著成本黏性；在考量時間落差與產業異質性後，水管理之調節效果於部分設定達顯著，支持「水管理投資效益需時間發酵、且集中於高耗水產業」之推論。此結果較單純當期全樣本分析更能揭露水管理與成本行為之關聯。</w:t>
       </w:r>
     </w:p>
     <w:p>
@@ -5465,7 +7411,7 @@
           <w:b w:val="0"/>
           <w:sz w:val="24"/>
         </w:rPr>
-        <w:t>研究貢獻在於將「水」此一具體環境構面納入成本黏性研究，並提供台灣製造業的初步證據。實務上建議主管機關持續推動水資訊揭露標準化；後續研究可延長樣本期間、細分水資源投資類型，或改採更精細的揭露品質衡量，以進一步檢驗其效果。</w:t>
+        <w:t>研究貢獻在於將「水」此一具體環境構面納入成本黏性研究，並以時間落差與產業異質性設計檢視其效果，提供台灣製造業之實證證據。實務上建議主管機關持續推動水資訊揭露標準化；後續研究可延長樣本期間、細分水資源投資類型，或改採更精細的揭露品質衡量，以進一步檢驗其效果。</w:t>
       </w:r>
     </w:p>
     <w:p>

--- a/水管理與成本黏性_論文.docx
+++ b/水管理與成本黏性_論文.docx
@@ -50,7 +50,7 @@
           <w:b w:val="0"/>
           <w:sz w:val="24"/>
         </w:rPr>
-        <w:t>本研究探討企業水管理績效（水回收率）與水資訊揭露對成本黏性（cost stickiness）的影響。以台灣上市櫃製造業（排除金融保險業）2014至2024年資料為樣本，採 Anderson, Banker and Janakiraman（2003）成本黏性模型，在營業費用變動對營收變動的敏感度中，加入收入下降虛擬變數與水管理變數之三重交乘，並控制產業與年份固定效果、以公司叢集穩健標準誤估計。為捕捉水管理投資之遞延效益，另將核心水變數遞延一至兩期，並依產業耗水程度進行高／低耗水子樣本檢定。實證發現：樣本整體存在顯著的成本黏性（β2 顯著為負）；納入時間落差與產業異質性後，部分設定下水管理之調節效果達統計顯著，顯示水管理對成本黏性的影響具遞延性與產業依存性。主要顯著結果包括：水回收率%·高耗水·t-1：β3=0.0028*（正向）；水回收率%·低耗水·t-0：β3=-0.0128**（負向）；水揭露·高耗水·t-0：β3=0.0923*（正向）；水揭露·低耗水·t-0：β3=-0.0877*（負向）。</w:t>
+        <w:t>本研究探討企業水管理績效（水回收率）與水資訊揭露對成本黏性（cost stickiness）的影響。以台灣上市櫃製造業（排除金融保險業）2014至2024年資料為樣本，採 Anderson, Banker and Janakiraman（2003）成本黏性模型，在營業費用變動對營收變動的敏感度中，加入收入下降虛擬變數與水管理變數之三重交乘，並控制產業與年份固定效果、以公司叢集穩健標準誤估計。為捕捉水管理投資之遞延效益，另將核心水變數遞延一至兩期，並依產業耗水程度進行高／低耗水子樣本檢定。實證發現：樣本整體存在顯著的成本黏性（β2 顯著為負）；即使納入時間落差（t-1、t-2）與高／低耗水產業子樣本，水管理之調節效果（β3）於各設定下仍未達統計顯著；成本黏性（β2）則於水回收率相關設定中穩健為負。</w:t>
       </w:r>
     </w:p>
     <w:p>
@@ -89,7 +89,7 @@
           <w:b w:val="0"/>
           <w:sz w:val="24"/>
         </w:rPr>
-        <w:t>This study examines how corporate water-management performance (water recycling rate) and water-information disclosure affect cost stickiness. Using Taiwanese listed manufacturing firms (excluding financials) from 2014 to 2024 and the Anderson, Banker and Janakiraman (2003) framework, we add triple interactions of a revenue-decrease dummy with water measures, controlling for industry and year fixed effects with firm-clustered robust standard errors, with lagged water measures (t-1, t-2) and high/low water-use industry subsamples. We find significant overall cost stickiness. After incorporating time-lag and industry heterogeneity, the moderating effect of water management on cost stickiness becomes significant in some specifications, indicating lagged and industry-dependent effects.</w:t>
+        <w:t>This study examines how corporate water-management performance (water recycling rate) and water-information disclosure affect cost stickiness. Using Taiwanese listed manufacturing firms (excluding financials) from 2014 to 2024 and the Anderson, Banker and Janakiraman (2003) framework, we add triple interactions of a revenue-decrease dummy with water measures, controlling for industry and year fixed effects with firm-clustered robust standard errors, with lagged water measures (t-1, t-2) and high/low water-use industry subsamples. We find significant overall cost stickiness. Even after incorporating time-lag (t-1, t-2) and high/low water-use industry subsamples, the moderating effect of water management (beta3) remains statistically insignificant, while overall cost stickiness (beta2) is robustly negative.</w:t>
       </w:r>
     </w:p>
     <w:p>
@@ -5716,7 +5716,7 @@
                 <w:rFonts w:ascii="Times New Roman" w:hAnsi="Times New Roman" w:eastAsia="新細明體"/>
                 <w:sz w:val="18"/>
               </w:rPr>
-              <w:t>-1.5714</w:t>
+              <w:t>-1.4791</w:t>
             </w:r>
           </w:p>
         </w:tc>
@@ -5744,7 +5744,7 @@
                 <w:rFonts w:ascii="Times New Roman" w:hAnsi="Times New Roman" w:eastAsia="新細明體"/>
                 <w:sz w:val="18"/>
               </w:rPr>
-              <w:t>0.0017</w:t>
+              <w:t>0.0014</w:t>
             </w:r>
           </w:p>
         </w:tc>
@@ -5772,7 +5772,7 @@
                 <w:rFonts w:ascii="Times New Roman" w:hAnsi="Times New Roman" w:eastAsia="新細明體"/>
                 <w:sz w:val="18"/>
               </w:rPr>
-              <w:t>816</w:t>
+              <w:t>707</w:t>
             </w:r>
           </w:p>
         </w:tc>
@@ -5830,7 +5830,7 @@
                 <w:rFonts w:ascii="Times New Roman" w:hAnsi="Times New Roman" w:eastAsia="新細明體"/>
                 <w:sz w:val="18"/>
               </w:rPr>
-              <w:t>-0.9041</w:t>
+              <w:t>-0.9405</w:t>
             </w:r>
           </w:p>
         </w:tc>
@@ -5844,7 +5844,7 @@
                 <w:rFonts w:ascii="Times New Roman" w:hAnsi="Times New Roman" w:eastAsia="新細明體"/>
                 <w:sz w:val="18"/>
               </w:rPr>
-              <w:t>**</w:t>
+              <w:t>*</w:t>
             </w:r>
           </w:p>
         </w:tc>
@@ -5858,7 +5858,7 @@
                 <w:rFonts w:ascii="Times New Roman" w:hAnsi="Times New Roman" w:eastAsia="新細明體"/>
                 <w:sz w:val="18"/>
               </w:rPr>
-              <w:t>0.0028</w:t>
+              <w:t>0.0027</w:t>
             </w:r>
           </w:p>
         </w:tc>
@@ -5872,7 +5872,7 @@
                 <w:rFonts w:ascii="Times New Roman" w:hAnsi="Times New Roman" w:eastAsia="新細明體"/>
                 <w:sz w:val="18"/>
               </w:rPr>
-              <w:t>*</w:t>
+              <w:t>n.s.</w:t>
             </w:r>
           </w:p>
         </w:tc>
@@ -5886,7 +5886,7 @@
                 <w:rFonts w:ascii="Times New Roman" w:hAnsi="Times New Roman" w:eastAsia="新細明體"/>
                 <w:sz w:val="18"/>
               </w:rPr>
-              <w:t>707</w:t>
+              <w:t>619</w:t>
             </w:r>
           </w:p>
         </w:tc>
@@ -5944,7 +5944,7 @@
                 <w:rFonts w:ascii="Times New Roman" w:hAnsi="Times New Roman" w:eastAsia="新細明體"/>
                 <w:sz w:val="18"/>
               </w:rPr>
-              <w:t>-1.0237</w:t>
+              <w:t>-1.1518</w:t>
             </w:r>
           </w:p>
         </w:tc>
@@ -5972,7 +5972,7 @@
                 <w:rFonts w:ascii="Times New Roman" w:hAnsi="Times New Roman" w:eastAsia="新細明體"/>
                 <w:sz w:val="18"/>
               </w:rPr>
-              <w:t>0.0014</w:t>
+              <w:t>0.0013</w:t>
             </w:r>
           </w:p>
         </w:tc>
@@ -6000,7 +6000,7 @@
                 <w:rFonts w:ascii="Times New Roman" w:hAnsi="Times New Roman" w:eastAsia="新細明體"/>
                 <w:sz w:val="18"/>
               </w:rPr>
-              <w:t>599</w:t>
+              <w:t>527</w:t>
             </w:r>
           </w:p>
         </w:tc>
@@ -6058,7 +6058,7 @@
                 <w:rFonts w:ascii="Times New Roman" w:hAnsi="Times New Roman" w:eastAsia="新細明體"/>
                 <w:sz w:val="18"/>
               </w:rPr>
-              <w:t>-0.6136</w:t>
+              <w:t>-0.5442</w:t>
             </w:r>
           </w:p>
         </w:tc>
@@ -6086,7 +6086,7 @@
                 <w:rFonts w:ascii="Times New Roman" w:hAnsi="Times New Roman" w:eastAsia="新細明體"/>
                 <w:sz w:val="18"/>
               </w:rPr>
-              <w:t>-0.0128</w:t>
+              <w:t>-0.0031</w:t>
             </w:r>
           </w:p>
         </w:tc>
@@ -6100,7 +6100,7 @@
                 <w:rFonts w:ascii="Times New Roman" w:hAnsi="Times New Roman" w:eastAsia="新細明體"/>
                 <w:sz w:val="18"/>
               </w:rPr>
-              <w:t>**</w:t>
+              <w:t>n.s.</w:t>
             </w:r>
           </w:p>
         </w:tc>
@@ -6114,7 +6114,7 @@
                 <w:rFonts w:ascii="Times New Roman" w:hAnsi="Times New Roman" w:eastAsia="新細明體"/>
                 <w:sz w:val="18"/>
               </w:rPr>
-              <w:t>180</w:t>
+              <w:t>289</w:t>
             </w:r>
           </w:p>
         </w:tc>
@@ -6172,7 +6172,7 @@
                 <w:rFonts w:ascii="Times New Roman" w:hAnsi="Times New Roman" w:eastAsia="新細明體"/>
                 <w:sz w:val="18"/>
               </w:rPr>
-              <w:t>2.9356</w:t>
+              <w:t>-0.8746</w:t>
             </w:r>
           </w:p>
         </w:tc>
@@ -6200,7 +6200,7 @@
                 <w:rFonts w:ascii="Times New Roman" w:hAnsi="Times New Roman" w:eastAsia="新細明體"/>
                 <w:sz w:val="18"/>
               </w:rPr>
-              <w:t>-0.0083</w:t>
+              <w:t>0.0015</w:t>
             </w:r>
           </w:p>
         </w:tc>
@@ -6228,7 +6228,7 @@
                 <w:rFonts w:ascii="Times New Roman" w:hAnsi="Times New Roman" w:eastAsia="新細明體"/>
                 <w:sz w:val="18"/>
               </w:rPr>
-              <w:t>156</w:t>
+              <w:t>244</w:t>
             </w:r>
           </w:p>
         </w:tc>
@@ -6286,7 +6286,7 @@
                 <w:rFonts w:ascii="Times New Roman" w:hAnsi="Times New Roman" w:eastAsia="新細明體"/>
                 <w:sz w:val="18"/>
               </w:rPr>
-              <w:t>4.0905</w:t>
+              <w:t>-0.2827</w:t>
             </w:r>
           </w:p>
         </w:tc>
@@ -6314,7 +6314,7 @@
                 <w:rFonts w:ascii="Times New Roman" w:hAnsi="Times New Roman" w:eastAsia="新細明體"/>
                 <w:sz w:val="18"/>
               </w:rPr>
-              <w:t>0.0001</w:t>
+              <w:t>-0.0011</w:t>
             </w:r>
           </w:p>
         </w:tc>
@@ -6342,7 +6342,7 @@
                 <w:rFonts w:ascii="Times New Roman" w:hAnsi="Times New Roman" w:eastAsia="新細明體"/>
                 <w:sz w:val="18"/>
               </w:rPr>
-              <w:t>132</w:t>
+              <w:t>204</w:t>
             </w:r>
           </w:p>
         </w:tc>
@@ -6742,7 +6742,7 @@
                 <w:rFonts w:ascii="Times New Roman" w:hAnsi="Times New Roman" w:eastAsia="新細明體"/>
                 <w:sz w:val="18"/>
               </w:rPr>
-              <w:t>-0.0964</w:t>
+              <w:t>-0.0634</w:t>
             </w:r>
           </w:p>
         </w:tc>
@@ -6770,7 +6770,7 @@
                 <w:rFonts w:ascii="Times New Roman" w:hAnsi="Times New Roman" w:eastAsia="新細明體"/>
                 <w:sz w:val="18"/>
               </w:rPr>
-              <w:t>0.0923</w:t>
+              <w:t>0.0572</w:t>
             </w:r>
           </w:p>
         </w:tc>
@@ -6784,7 +6784,7 @@
                 <w:rFonts w:ascii="Times New Roman" w:hAnsi="Times New Roman" w:eastAsia="新細明體"/>
                 <w:sz w:val="18"/>
               </w:rPr>
-              <w:t>*</w:t>
+              <w:t>n.s.</w:t>
             </w:r>
           </w:p>
         </w:tc>
@@ -6798,7 +6798,7 @@
                 <w:rFonts w:ascii="Times New Roman" w:hAnsi="Times New Roman" w:eastAsia="新細明體"/>
                 <w:sz w:val="18"/>
               </w:rPr>
-              <w:t>11,301</w:t>
+              <w:t>7,252</w:t>
             </w:r>
           </w:p>
         </w:tc>
@@ -6856,7 +6856,7 @@
                 <w:rFonts w:ascii="Times New Roman" w:hAnsi="Times New Roman" w:eastAsia="新細明體"/>
                 <w:sz w:val="18"/>
               </w:rPr>
-              <w:t>-0.1499</w:t>
+              <w:t>-0.1013</w:t>
             </w:r>
           </w:p>
         </w:tc>
@@ -6884,7 +6884,7 @@
                 <w:rFonts w:ascii="Times New Roman" w:hAnsi="Times New Roman" w:eastAsia="新細明體"/>
                 <w:sz w:val="18"/>
               </w:rPr>
-              <w:t>0.0245</w:t>
+              <w:t>0.0248</w:t>
             </w:r>
           </w:p>
         </w:tc>
@@ -6912,7 +6912,7 @@
                 <w:rFonts w:ascii="Times New Roman" w:hAnsi="Times New Roman" w:eastAsia="新細明體"/>
                 <w:sz w:val="18"/>
               </w:rPr>
-              <w:t>11,301</w:t>
+              <w:t>7,252</w:t>
             </w:r>
           </w:p>
         </w:tc>
@@ -6970,7 +6970,7 @@
                 <w:rFonts w:ascii="Times New Roman" w:hAnsi="Times New Roman" w:eastAsia="新細明體"/>
                 <w:sz w:val="18"/>
               </w:rPr>
-              <w:t>-0.1554</w:t>
+              <w:t>-0.1004</w:t>
             </w:r>
           </w:p>
         </w:tc>
@@ -6998,7 +6998,7 @@
                 <w:rFonts w:ascii="Times New Roman" w:hAnsi="Times New Roman" w:eastAsia="新細明體"/>
                 <w:sz w:val="18"/>
               </w:rPr>
-              <w:t>0.0166</w:t>
+              <w:t>0.0241</w:t>
             </w:r>
           </w:p>
         </w:tc>
@@ -7026,7 +7026,7 @@
                 <w:rFonts w:ascii="Times New Roman" w:hAnsi="Times New Roman" w:eastAsia="新細明體"/>
                 <w:sz w:val="18"/>
               </w:rPr>
-              <w:t>11,301</w:t>
+              <w:t>7,252</w:t>
             </w:r>
           </w:p>
         </w:tc>
@@ -7084,7 +7084,7 @@
                 <w:rFonts w:ascii="Times New Roman" w:hAnsi="Times New Roman" w:eastAsia="新細明體"/>
                 <w:sz w:val="18"/>
               </w:rPr>
-              <w:t>-0.2677</w:t>
+              <w:t>-0.1966</w:t>
             </w:r>
           </w:p>
         </w:tc>
@@ -7112,7 +7112,7 @@
                 <w:rFonts w:ascii="Times New Roman" w:hAnsi="Times New Roman" w:eastAsia="新細明體"/>
                 <w:sz w:val="18"/>
               </w:rPr>
-              <w:t>-0.0877</w:t>
+              <w:t>-0.0170</w:t>
             </w:r>
           </w:p>
         </w:tc>
@@ -7126,7 +7126,7 @@
                 <w:rFonts w:ascii="Times New Roman" w:hAnsi="Times New Roman" w:eastAsia="新細明體"/>
                 <w:sz w:val="18"/>
               </w:rPr>
-              <w:t>*</w:t>
+              <w:t>n.s.</w:t>
             </w:r>
           </w:p>
         </w:tc>
@@ -7140,7 +7140,7 @@
                 <w:rFonts w:ascii="Times New Roman" w:hAnsi="Times New Roman" w:eastAsia="新細明體"/>
                 <w:sz w:val="18"/>
               </w:rPr>
-              <w:t>5,360</w:t>
+              <w:t>9,409</w:t>
             </w:r>
           </w:p>
         </w:tc>
@@ -7198,7 +7198,7 @@
                 <w:rFonts w:ascii="Times New Roman" w:hAnsi="Times New Roman" w:eastAsia="新細明體"/>
                 <w:sz w:val="18"/>
               </w:rPr>
-              <w:t>-0.2486</w:t>
+              <w:t>-0.2068</w:t>
             </w:r>
           </w:p>
         </w:tc>
@@ -7226,7 +7226,7 @@
                 <w:rFonts w:ascii="Times New Roman" w:hAnsi="Times New Roman" w:eastAsia="新細明體"/>
                 <w:sz w:val="18"/>
               </w:rPr>
-              <w:t>-0.0365</w:t>
+              <w:t>-0.0372</w:t>
             </w:r>
           </w:p>
         </w:tc>
@@ -7254,7 +7254,7 @@
                 <w:rFonts w:ascii="Times New Roman" w:hAnsi="Times New Roman" w:eastAsia="新細明體"/>
                 <w:sz w:val="18"/>
               </w:rPr>
-              <w:t>5,360</w:t>
+              <w:t>9,409</w:t>
             </w:r>
           </w:p>
         </w:tc>
@@ -7312,7 +7312,7 @@
                 <w:rFonts w:ascii="Times New Roman" w:hAnsi="Times New Roman" w:eastAsia="新細明體"/>
                 <w:sz w:val="18"/>
               </w:rPr>
-              <w:t>-0.2275</w:t>
+              <w:t>-0.2011</w:t>
             </w:r>
           </w:p>
         </w:tc>
@@ -7340,7 +7340,7 @@
                 <w:rFonts w:ascii="Times New Roman" w:hAnsi="Times New Roman" w:eastAsia="新細明體"/>
                 <w:sz w:val="18"/>
               </w:rPr>
-              <w:t>0.0020</w:t>
+              <w:t>-0.0261</w:t>
             </w:r>
           </w:p>
         </w:tc>
@@ -7368,7 +7368,7 @@
                 <w:rFonts w:ascii="Times New Roman" w:hAnsi="Times New Roman" w:eastAsia="新細明體"/>
                 <w:sz w:val="18"/>
               </w:rPr>
-              <w:t>5,360</w:t>
+              <w:t>9,409</w:t>
             </w:r>
           </w:p>
         </w:tc>
@@ -7397,7 +7397,7 @@
           <w:b w:val="0"/>
           <w:sz w:val="24"/>
         </w:rPr>
-        <w:t>本研究延伸成本黏性架構，納入水管理變數之遞延效果與高／低耗水產業異質性。結果顯示樣本整體存在顯著成本黏性；在考量時間落差與產業異質性後，水管理之調節效果於部分設定達顯著，支持「水管理投資效益需時間發酵、且集中於高耗水產業」之推論。此結果較單純當期全樣本分析更能揭露水管理與成本行為之關聯。</w:t>
+        <w:t>本研究延伸成本黏性架構，納入水管理變數之遞延效果與高／低耗水產業異質性。結果顯示樣本整體存在顯著成本黏性，但水管理之調節效果在當期、遞延期與各產業子樣本中均不顯著。可能原因包括具水資料揭露之樣本仍相對有限、水回收率變異不足，以及水管理投資對成本結構的影響需更長期間或更精細之衡量方能顯現。</w:t>
       </w:r>
     </w:p>
     <w:p>
